--- a/Столбов_Практика_v2.docx
+++ b/Столбов_Практика_v2.docx
@@ -3365,8 +3365,9 @@
       <w:bookmarkStart w:id="0" w:name="_Toc230042545"/>
       <w:r>
         <w:rPr>
-          <w:rFonts w:cs="Times New Roman"/>
+          <w:rFonts w:cs="Times New Roman" w:ascii="Times New Roman" w:hAnsi="Times New Roman" w:eastAsia="Times New Roman"/>
           <w:color w:val="auto"/>
+          <w:sz w:val="28"/>
         </w:rPr>
         <w:lastRenderedPageBreak/>
         <w:t>Введение</w:t>
@@ -3374,45 +3375,94 @@
       <w:bookmarkEnd w:id="0"/>
       <w:r>
         <w:rPr>
-          <w:rFonts w:cs="Times New Roman"/>
+          <w:rFonts w:cs="Times New Roman" w:ascii="Times New Roman" w:hAnsi="Times New Roman" w:eastAsia="Times New Roman"/>
           <w:color w:val="auto"/>
+          <w:sz w:val="28"/>
         </w:rPr>
         <w:t xml:space="preserve"> </w:t>
       </w:r>
     </w:p>
     <w:p>
-      <w:pPr/>
-      <w:r>
+      <w:pPr>
+        <w:spacing w:line="360" w:lineRule="auto"/>
+        <w:ind w:firstLine="425"/>
+        <w:jc w:val="both"/>
+      </w:pPr>
+      <w:r>
+        <w:rPr>
+          <w:rFonts w:ascii="Times New Roman" w:hAnsi="Times New Roman" w:eastAsia="Times New Roman"/>
+          <w:sz w:val="28"/>
+        </w:rPr>
         <w:t>В современных условиях цифровизации деятельности государственных и муниципальных учреждений, а также крупных коммерческих организаций, всё большее значение приобретают информационные системы, охватывающие сотни взаимосвязанных сущностей предметной области. Их сопровождение и развитие требуют непрерывной проверки работоспособности — это обеспечивает регрессионное тестирование, ручная реализация которого для систем подобного масштаба становится экономически нецелесообразной.</w:t>
       </w:r>
     </w:p>
     <w:p>
-      <w:pPr/>
-      <w:r>
+      <w:pPr>
+        <w:spacing w:line="360" w:lineRule="auto"/>
+        <w:ind w:firstLine="425"/>
+        <w:jc w:val="both"/>
+      </w:pPr>
+      <w:r>
+        <w:rPr>
+          <w:rFonts w:ascii="Times New Roman" w:hAnsi="Times New Roman" w:eastAsia="Times New Roman"/>
+          <w:sz w:val="28"/>
+        </w:rPr>
         <w:t>Преддипломная практика проходила в очном формате на базе муниципального автономного учреждения «Череповецкий центр муниципальных информационных ресурсов и технологий» (МАУ «ЦМИРиТ») в период с 27.04.2026 по 23.05.2026.</w:t>
       </w:r>
     </w:p>
     <w:p>
-      <w:pPr/>
-      <w:r>
+      <w:pPr>
+        <w:spacing w:line="360" w:lineRule="auto"/>
+        <w:ind w:firstLine="425"/>
+        <w:jc w:val="both"/>
+      </w:pPr>
+      <w:r>
+        <w:rPr>
+          <w:rFonts w:ascii="Times New Roman" w:hAnsi="Times New Roman" w:eastAsia="Times New Roman"/>
+          <w:sz w:val="28"/>
+        </w:rPr>
         <w:t>Предметом прохождения преддипломной практики являлось совершенствование информационной системы автоматической генерации UI-автотестов для веб-приложений, построенных на платформе E3Core (собственная разработка МАУ «ЦМИРиТ»). Объектом совершенствования выступила система AutoTestGenerator, разрабатываемая в рамках выпускной квалификационной работы; в ходе практики были устранены критические ограничения по покрытию, стабильности и отчётности, выявленные при опытной эксплуатации первой версии.</w:t>
       </w:r>
     </w:p>
     <w:p>
-      <w:pPr/>
-      <w:r>
+      <w:pPr>
+        <w:spacing w:line="360" w:lineRule="auto"/>
+        <w:ind w:firstLine="425"/>
+        <w:jc w:val="both"/>
+      </w:pPr>
+      <w:r>
+        <w:rPr>
+          <w:rFonts w:ascii="Times New Roman" w:hAnsi="Times New Roman" w:eastAsia="Times New Roman"/>
+          <w:sz w:val="28"/>
+        </w:rPr>
         <w:t>Актуальность темы обусловлена тем, что разрабатываемые в МАУ «ЦМИРиТ» информационные системы (в частности, АИС «Гаражно-строительные кооперативы» для администрации города Череповца) представлены десятками сущностей, поисков и операций, описанных в XML-моделях метаданных. Ручное создание набора регрессионных автотестов для таких систем потребовало бы недель работы инженера по тестированию; разрабатываемое решение позволяет получать рабочий тестовый проект за минуты, что многократно ускоряет цикл выпуска обновлений.</w:t>
       </w:r>
     </w:p>
     <w:p>
-      <w:pPr/>
-      <w:r>
+      <w:pPr>
+        <w:spacing w:line="360" w:lineRule="auto"/>
+        <w:ind w:firstLine="425"/>
+        <w:jc w:val="both"/>
+      </w:pPr>
+      <w:r>
+        <w:rPr>
+          <w:rFonts w:ascii="Times New Roman" w:hAnsi="Times New Roman" w:eastAsia="Times New Roman"/>
+          <w:sz w:val="28"/>
+        </w:rPr>
         <w:t>Целью преддипломной практики является приобретение опыта профессиональной работы с современными программными средствами, систематизация и обобщение материала, необходимого для выполнения выпускной квалификационной работы, а также практическое расширение функциональных возможностей разрабатываемой информационной системы с применением методов программной инженерии, автоматического тестирования веб-приложений и работы со структурированными метаданными.</w:t>
       </w:r>
     </w:p>
     <w:p>
-      <w:pPr/>
-      <w:r>
+      <w:pPr>
+        <w:spacing w:line="360" w:lineRule="auto"/>
+        <w:ind w:firstLine="425"/>
+        <w:jc w:val="both"/>
+      </w:pPr>
+      <w:r>
+        <w:rPr>
+          <w:rFonts w:ascii="Times New Roman" w:hAnsi="Times New Roman" w:eastAsia="Times New Roman"/>
+          <w:sz w:val="28"/>
+        </w:rPr>
         <w:t>Для достижения поставленной цели в ходе практики были решены следующие задачи: анализ текущего состояния системы и выявление узких мест её эксплуатации; проектирование и реализация классификатора сущностей XML-модели (PRIMARY / CHILD / REFERENCE_DICTIONARY) для отсечения генерации заведомо нерабочих тестов; проектирование и реализация механизма устойчивой навигации по каскадному меню ExtJS (рекурсивный обход подменю, сопоставление по корням слов с учётом русских склонений, каскад из четырёх стратегий клика); реализация автоматической фотолетописи прогона со скриншотами в ключевых точках каждого теста; реализация подсистемы построения автономного HTML-отчёта с привязкой скриншотов, параметров поиска и таймингов шагов к тест-кейсам; реализация специализированного взаимодействия с ExtJS PropertyGrid; снижение времени прогона за счёт замены безусловных пауз условными ожиданиями. Совокупно реализованные изменения охватывают семь итеративных версий системы (v3 – v6.9) и составили более 1200 добавленных строк кода в семи Java-файлах.</w:t>
       </w:r>
     </w:p>
@@ -3430,129 +3480,44 @@
       <w:bookmarkStart w:id="1" w:name="_Toc230042546"/>
       <w:r>
         <w:rPr>
-          <w:rFonts w:cs="Times New Roman"/>
+          <w:rFonts w:cs="Times New Roman" w:ascii="Times New Roman" w:hAnsi="Times New Roman" w:eastAsia="Times New Roman"/>
           <w:bCs w:val="0"/>
           <w:color w:val="EE0000"/>
+          <w:sz w:val="28"/>
         </w:rPr>
         <w:lastRenderedPageBreak/>
         <w:t>1.</w:t>
       </w:r>
       <w:r>
         <w:rPr>
-          <w:rFonts w:cs="Times New Roman"/>
+          <w:rFonts w:cs="Times New Roman" w:ascii="Times New Roman" w:hAnsi="Times New Roman" w:eastAsia="Times New Roman"/>
           <w:color w:val="EE0000"/>
+          <w:sz w:val="28"/>
         </w:rPr>
         <w:t xml:space="preserve"> </w:t>
       </w:r>
       <w:r>
         <w:rPr>
-          <w:rFonts w:cs="Times New Roman"/>
+          <w:rFonts w:cs="Times New Roman" w:ascii="Times New Roman" w:hAnsi="Times New Roman" w:eastAsia="Times New Roman"/>
           <w:color w:val="EE0000"/>
+          <w:sz w:val="28"/>
         </w:rPr>
         <w:t>Общая характеристика базы практики и организация информационно-производственной деятельности на предприятии.</w:t>
       </w:r>
       <w:bookmarkEnd w:id="1"/>
     </w:p>
     <w:p>
-      <w:pPr/>
-      <w:r>
-        <w:t>1.1. Общая характеристика МАУ «ЦМИРиТ»</w:t>
-      </w:r>
-    </w:p>
-    <w:p>
-      <w:pPr/>
-      <w:r>
-        <w:t>История муниципального учреждения «Центр муниципальных информационных ресурсов и технологий» (с 2011 года — МБУ «ЦМИРиТ», с 2020 года — МАУ «ЦМИРиТ») берёт своё начало с того, что 14 марта 2001 года в городе Череповце было создано муниципальное унитарное предприятие, ориентированное на информационное обеспечение деятельности органов местного самоуправления. За прошедшие более чем двадцать лет работы учреждение прошло путь от небольшого подразделения, выполнявшего сопровождение разрозненных программных продуктов, до главного оператора всей муниципальной информационно-телекоммуникационной инфраструктуры города.</w:t>
-      </w:r>
-    </w:p>
-    <w:p>
-      <w:pPr/>
-      <w:r>
-        <w:t>МАУ «ЦМИРиТ» является главным оператором по созданию и эксплуатации всей ИТ-инфраструктуры органов местного самоуправления (ОМСУ) города Череповца. Технические возможности и накопленный опыт сотрудников позволяют закрывать полный спектр потребностей муниципалитета — от системного администрирования и резервного копирования до проектирования и сопровождения сложных автоматизированных информационных систем (АИС).</w:t>
-      </w:r>
-    </w:p>
-    <w:p>
-      <w:pPr/>
-      <w:r>
-        <w:t>Основные направления деятельности МАУ «ЦМИРиТ» включают: ИТ-поддержку (комплексное сопровождение серверов, сетей, оргтехники, прикладного и системного программного обеспечения); геодезию, кадастровую деятельность и сопровождение муниципальных и коммерческих геоинформационных систем; установку и эксплуатацию систем видеонаблюдения; внедрение и развитие систем цифровизации городского хозяйства в рамках программ «Умный город»; предоставление услуг доступа к сети Интернет в качестве регионального провайдера связи; полный цикл разработки программного обеспечения — от проектирования и разработки до внедрения и сопровождения АИС.</w:t>
-      </w:r>
-    </w:p>
-    <w:p>
-      <w:pPr/>
-      <w:r>
-        <w:t>Руководителем технологической практики выступил Гордеев Сергей Васильевич, заместитель директора учреждения. По его поручению задачи разработки и сопровождения распределяются между отделом разработки программного обеспечения (ОРПО) и смежными подразделениями.</w:t>
-      </w:r>
-    </w:p>
-    <w:p>
-      <w:pPr/>
-      <w:r>
-        <w:t>1.2. Организация производства</w:t>
-      </w:r>
-    </w:p>
-    <w:p>
-      <w:pPr/>
-      <w:r>
-        <w:t>МАУ «ЦМИРиТ» осуществляет свою деятельность в соответствии с предметом и целями, определёнными законодательством Российской Федерации, Вологодской области, нормативными правовыми актами органов местного самоуправления города Череповца, а также Уставом учреждения.</w:t>
-      </w:r>
-    </w:p>
-    <w:p>
-      <w:pPr/>
-      <w:r>
-        <w:t>Предметом деятельности учреждения является формирование, хранение и обработка муниципальных информационных ресурсов, обеспечение информационной поддержки органов местного самоуправления, муниципальных учреждений и предприятий, а также информационное обслуживание граждан и юридических лиц в рамках реализуемых муниципалитетом программ.</w:t>
-      </w:r>
-    </w:p>
-    <w:p>
-      <w:pPr/>
-      <w:r>
-        <w:t>К ключевым целям деятельности МАУ «ЦМИРиТ» относятся: обеспечение муниципальными информационными ресурсами органов местного самоуправления, муниципальных казённых учреждений, предприятий (организаций) и жителей города; организация информационного взаимодействия предприятий — субъектов муниципальной геоинформационной системы; создание и сопровождение информационно-технологических систем; предоставление услуг в области информационных технологий, связи и телекоммуникаций.</w:t>
-      </w:r>
-    </w:p>
-    <w:p>
-      <w:pPr/>
-      <w:r>
-        <w:t>Для достижения этих целей учреждение осуществляет: ведение информационных ресурсов и баз данных; техническую поддержку учётных записей типовых компонентов инфраструктуры; создание и развитие информационных систем обеспечения типовой деятельности; кадастровые, топографо-геодезические и картографические работы; землеустроительные работы; разработку и сопровождение программного обеспечения; деятельность, связанную с использованием вычислительной техники; сопровождение муниципальной геоинформационной системы; внедрение автоматизированных информационных систем сторонних разработчиков.</w:t>
-      </w:r>
-    </w:p>
-    <w:p>
-      <w:pPr/>
-      <w:r>
-        <w:t>Учреждение охватывает весь жизненный цикл услуги — от получения заявки потребителя через стадии создания и предоставления услуги до этапа сопровождения и сбора обратной связи. На каждом этапе предусмотрены механизмы идентификации предоставляемых услуг и сохранения соответствия требованиям как при внутренней обработке заявок, так и при поставке готового результата потребителям.</w:t>
-      </w:r>
-    </w:p>
-    <w:p>
-      <w:pPr/>
-      <w:r>
-        <w:t>1.3. Структура и функции базы практики — отдела разработки программного обеспечения</w:t>
-      </w:r>
-    </w:p>
-    <w:p>
-      <w:pPr/>
-      <w:r>
-        <w:t>Базой прохождения практики являлся отдел разработки программного обеспечения (ОРПО) — структурное подразделение МАУ «ЦМИРиТ», специализирующееся на полном цикле создания и сопровождения автоматизированных информационных систем как для муниципальных нужд (администрация города Череповца, муниципальные учреждения), так и для коммерческих заказчиков региона.</w:t>
-      </w:r>
-    </w:p>
-    <w:p>
-      <w:pPr/>
-      <w:r>
-        <w:t>К основным задачам ОРПО относятся: внедрение и сопровождение автоматизированных информационных систем, разработанных как собственными силами учреждения, так и в кооперации со сторонними разработчиками; улучшение и обновление существующего программного обеспечения в соответствии с меняющимися требованиями заказчиков и регулирующих органов; разработка и проведение тестирования (модульного, интеграционного, регрессионного, нагрузочного); сопровождение и техническая поддержка пользователей АИС; исследование и внедрение новых технологий разработки; сотрудничество с другими отделами учреждения в части интеграции информационных систем.</w:t>
-      </w:r>
-    </w:p>
-    <w:p>
-      <w:pPr/>
-      <w:r>
-        <w:t>Жизненный цикл разработки в ОРПО включает следующие этапы: предпроектное обследование и анализ предметной области; проектирование системы и пользовательского интерфейса; непосредственно разработку программного продукта; тестирование (на всех уровнях — от модульного до приёмочного); передачу системы в опытную и промышленную эксплуатацию; долгосрочное сопровождение и развитие.</w:t>
-      </w:r>
-    </w:p>
-    <w:p>
-      <w:pPr/>
-      <w:r>
-        <w:t>В отделе используются как современные технологические стеки (Python с фреймворками Django и Flask, Vue.js, СУБД PostgreSQL), так и классические языки и платформы — в частности, Java вместе с собственной разработкой учреждения, платформой E3Core, на которой построен ряд эксплуатируемых АИС, включая систему «Гаражно-строительные кооперативы». ОРПО при реализации возложенных на него функций тесно взаимодействует с другими подразделениями МАУ «ЦМИРиТ» (в части серверного и сетевого сопровождения разрабатываемых систем) и выполняет регламенты и инструкции смежных отделов в части пересекающихся процессов в рамках своей компетенции.</w:t>
-      </w:r>
-    </w:p>
-    <w:p>
-      <w:pPr/>
-      <w:r>
-        <w:t>Именно в рамках задач ОРПО — обеспечение качества разрабатываемых на платформе E3Core АИС регрессионными автотестами — выполнялись все работы преддипломной практики.</w:t>
+      <w:pPr>
+        <w:spacing w:line="360" w:lineRule="auto"/>
+        <w:ind w:firstLine="425"/>
+        <w:jc w:val="both"/>
+      </w:pPr>
+      <w:r>
+        <w:rPr>
+          <w:rFonts w:ascii="Times New Roman" w:hAnsi="Times New Roman" w:eastAsia="Times New Roman"/>
+          <w:sz w:val="28"/>
+        </w:rPr>
+        <w:t>Базой прохождения преддипломной практики является муниципальное автономное учреждение «Центр муниципальных информационных ресурсов и технологий» (МАУ «ЦМИРиТ»), расположенное в городе Череповце Вологодской области. История учреждения начинается 14 марта 2001 года, когда в Череповце было создано муниципальное унитарное предприятие, ориентированное на информационное обеспечение деятельности органов местного самоуправления; в 2011 году учреждение было реорганизовано в муниципальное бюджетное (МБУ «ЦМИРиТ»), а в 2020 году — в муниципальное автономное учреждение в современной организационно-правовой форме. За двадцать с лишним лет работы организация прошла путь от небольшого подразделения, сопровождавшего разрозненные программные продукты, до главного оператора всей муниципальной информационно-телекоммуникационной инфраструктуры города, обслуживающего органы местного самоуправления (ОМСУ), муниципальные казённые учреждения, муниципальные предприятия, а также население города. Деятельность учреждения охватывает шесть ключевых направлений: ИТ-поддержка (комплексное сопровождение серверов, сетей, оргтехники, прикладного и системного программного обеспечения); геодезия, кадастровая деятельность и сопровождение муниципальных и коммерческих геоинформационных систем; установка и эксплуатация систем видеонаблюдения; внедрение и развитие систем цифровизации городского хозяйства в рамках программ «Умный город»; предоставление услуг доступа к сети Интернет в качестве регионального провайдера связи; полный цикл разработки и сопровождения программного обеспечения от проектирования и реализации до внедрения и долгосрочной технической поддержки. МАУ «ЦМИРиТ» осуществляет свою деятельность в соответствии с предметом и целями, определёнными законодательством Российской Федерации, Вологодской области, нормативными правовыми актами органов местного самоуправления города Череповца и Уставом учреждения. Предметом деятельности является формирование, хранение и обработка муниципальных информационных ресурсов, обеспечение информационной поддержки органов местного самоуправления, муниципальных учреждений и предприятий, а также информационное обслуживание граждан и юридических лиц в рамках реализуемых муниципалитетом программ; ключевыми целями являются обеспечение муниципальными информационными ресурсами субъектов муниципального управления, организация информационного взаимодействия предприятий — участников муниципальной геоинформационной системы, создание и сопровождение информационно-технологических систем, предоставление услуг в области информационных технологий, связи и телекоммуникаций. Для достижения этих целей учреждение ведёт информационные ресурсы и базы данных, обеспечивает техническую поддержку учётных записей типовых компонентов инфраструктуры, создаёт и развивает информационные системы обеспечения типовой деятельности, выполняет кадастровые, топографо-геодезические и картографические работы, осуществляет землеустройство, разрабатывает программное обеспечение и оказывает консультационные услуги в данной области, сопровождает муниципальную геоинформационную систему, внедряет автоматизированные информационные системы сторонних разработчиков. Учреждение охватывает весь жизненный цикл услуги — от получения заявки потребителя через стадии создания и предоставления услуги до этапа сопровождения и сбора обратной связи; на каждом этапе предусмотрены механизмы идентификации предоставляемых услуг и сохранения соответствия требованиям как при внутренней обработке заявок, так и при поставке готового результата потребителям. Непосредственной базой прохождения практики стал отдел разработки программного обеспечения (ОРПО) — структурное подразделение, специализирующееся на полном цикле создания и сопровождения автоматизированных информационных систем как для муниципальных нужд, так и для коммерческих заказчиков региона; к основным задачам отдела относятся внедрение и сопровождение автоматизированных информационных систем, развитие существующего программного обеспечения в соответствии с меняющимися требованиями заказчиков и регулирующих органов, разработка и проведение тестирования всех уровней (модульное, интеграционное, регрессионное, нагрузочное), техническая поддержка пользователей, исследование и внедрение новых технологий разработки, тесное взаимодействие со смежными подразделениями в части интеграции систем. Жизненный цикл разработки в ОРПО включает предпроектное обследование и анализ предметной области, проектирование системы и пользовательского интерфейса, реализацию программного продукта, тестирование на всех уровнях, передачу системы в опытную и промышленную эксплуатацию, долгосрочное сопровождение и развитие; в работе используются как современные технологические стеки (Python с фреймворками Django и Flask, Vue.js, СУБД PostgreSQL), так и собственная разработка учреждения — платформа E3Core на языке Java, на которой построены эксплуатируемые в учреждении автоматизированные информационные системы, включая АИС «Гаражно-строительные кооперативы», предназначенную для администрации города Череповца. Руководителем практики выступил Гордеев Сергей Васильевич, заместитель директора учреждения; по его поручению задачи разработки и сопровождения распределяются между отделом разработки программного обеспечения и смежными подразделениями. Именно в рамках задач отдела разработки — обеспечение качества разрабатываемых на платформе E3Core автоматизированных информационных систем регрессионными автотестами — выполнялись все работы преддипломной практики, описанные в последующих разделах настоящего отчёта.</w:t>
       </w:r>
     </w:p>
     <w:p>
@@ -3569,190 +3534,206 @@
       <w:bookmarkStart w:id="2" w:name="_Toc230042547"/>
       <w:r>
         <w:rPr>
-          <w:rFonts w:cs="Times New Roman"/>
+          <w:rFonts w:cs="Times New Roman" w:ascii="Times New Roman" w:hAnsi="Times New Roman" w:eastAsia="Times New Roman"/>
           <w:bCs w:val="0"/>
           <w:color w:val="EE0000"/>
+          <w:sz w:val="28"/>
         </w:rPr>
         <w:lastRenderedPageBreak/>
         <w:t>2.</w:t>
       </w:r>
       <w:r>
         <w:rPr>
-          <w:rFonts w:cs="Times New Roman"/>
+          <w:rFonts w:cs="Times New Roman" w:ascii="Times New Roman" w:hAnsi="Times New Roman" w:eastAsia="Times New Roman"/>
           <w:color w:val="EE0000"/>
+          <w:sz w:val="28"/>
         </w:rPr>
         <w:t xml:space="preserve"> </w:t>
       </w:r>
       <w:r>
         <w:rPr>
-          <w:rFonts w:cs="Times New Roman"/>
+          <w:rFonts w:cs="Times New Roman" w:ascii="Times New Roman" w:hAnsi="Times New Roman" w:eastAsia="Times New Roman"/>
           <w:color w:val="EE0000"/>
+          <w:sz w:val="28"/>
         </w:rPr>
         <w:t>Систематизация и обобщение научной и производственно-технологической информации по теме исследования.</w:t>
       </w:r>
       <w:bookmarkEnd w:id="2"/>
     </w:p>
     <w:p>
-      <w:pPr/>
-      <w:r>
-        <w:t>В ходе преддипломной практики была проведена систематизация и обобщение научной, методической, нормативной и производственно-технологической информации, необходимой для совершенствования информационной системы автоматической генерации UI-автотестов для веб-приложений на платформе E3Core. Систематизация выполнялась по нескольким направлениям, охватывающим как теоретическую базу разработки, так и инструментарий, применённый при практической реализации.</w:t>
-      </w:r>
-    </w:p>
-    <w:p>
-      <w:pPr/>
-      <w:r>
-        <w:t>Систематизация информации проводилась по следующим направлениям: анализ существующих отечественных и зарубежных решений в области автоматизации UI-тестирования веб-приложений; изучение методов генерации программного кода на основе метаданных (model-driven development, MDD); анализ архитектурных шаблонов организации UI-тестов (Page Object Model, Screenplay, Fluent API); изучение специфики работы с UI-фреймворком ExtJS, на котором построены клиентские части систем платформы E3Core; обзор стандартов оформления технических заданий и программной документации (ГОСТ серии 19); анализ методов проектирования информационных систем на языке UML.</w:t>
-      </w:r>
-    </w:p>
-    <w:p>
-      <w:pPr/>
-      <w:r>
-        <w:t>2.1. Обзор инструментов автоматизированного UI-тестирования</w:t>
-      </w:r>
-    </w:p>
-    <w:p>
-      <w:pPr/>
-      <w:r>
-        <w:t>Selenium WebDriver — это эталонный инструмент для автоматизации браузера, реализующий протокол WebDriver, стандартизованный W3C. Selenium позволяет напрямую управлять веб-браузером, эмулируя действия пользователя (клики, ввод текста, навигация, обработка диалоговых окон), и поддерживает все основные браузеры — Chrome, Firefox, Safari, Edge. Selenium WebDriver лежит в основе подавляющего большинства решений UI-автоматизации, в том числе и разрабатываемой системы.</w:t>
-      </w:r>
-    </w:p>
-    <w:p>
-      <w:pPr/>
-      <w:r>
-        <w:t>Selenide — высокоуровневая обёртка над Selenium WebDriver, предоставляющая более лаконичный API, встроенную поддержку ожиданий элементов и автоматическую обработку StaleElementReference-исключений. Однако Selenide остаётся библиотекой для ручного написания тестов и не решает задачу автоматической генерации тестового кода.</w:t>
-      </w:r>
-    </w:p>
-    <w:p>
-      <w:pPr/>
-      <w:r>
-        <w:t>Katalon Studio — коммерческая платформа автоматизации тестирования с поддержкой Web, Mobile и API. Платформа предлагает визуальный конструктор тестов с записью действий, что существенно ускоряет создание простых сценариев. Однако ориентация на коммерческую модель распространения и отсутствие возможности генерации тестов на основе формальных моделей метаданных делают её непригодной для решения поставленной в работе задачи.</w:t>
-      </w:r>
-    </w:p>
-    <w:p>
-      <w:pPr/>
-      <w:r>
-        <w:t>Playwright — современный фреймворк автоматизации браузеров от Microsoft, отличающийся высокой скоростью выполнения и поддержкой одновременной работы с несколькими браузерами. Аналогично Selenium и Selenide, Playwright предоставляет API ручного написания тестов и не имеет средств генерации тестов из метаданных.</w:t>
-      </w:r>
-    </w:p>
-    <w:p>
-      <w:pPr/>
-      <w:r>
-        <w:t>Существующие решения в области визуальной автоматизации тестирования (TestComplete, Ranorex, Cypress) демонстрируют развитые возможности по выполнению заранее написанных тестовых сценариев, однако ни одно из них не решает задачу автоматического построения регрессионного набора тестов на основе XML-модели метаданных конкретного веб-приложения. Это обстоятельство обосновало разработку собственной информационной системы в рамках выпускной квалификационной работы.</w:t>
-      </w:r>
-    </w:p>
-    <w:p>
-      <w:pPr/>
-      <w:r>
-        <w:t>2.2. Подходы к генерации программного кода на основе метаданных</w:t>
-      </w:r>
-    </w:p>
-    <w:p>
-      <w:pPr/>
-      <w:r>
-        <w:t>Концепция Model-Driven Development (MDD) предполагает, что исходным артефактом разработки является формальная модель предметной области, а исполняемый программный код генерируется автоматически на основе этой модели и правил трансформации. Близкая концепция Model-Based Testing (MBT) применяет ту же идею к задаче генерации тестов: на вход поступает модель поведения системы, на выход — тестовые сценарии. Разрабатываемая система реализует подход MBT в его прикладной форме: тесты генерируются на основе XML-модели метаданных приложения (структуры сущностей, поисков, операций, связей), без необходимости вручную программировать каждый сценарий.</w:t>
-      </w:r>
-    </w:p>
-    <w:p>
-      <w:pPr/>
-      <w:r>
-        <w:t>Существующие реализации MBT (Spec Explorer от Microsoft Research, GraphWalker, NModel) ориентированы преимущественно на проверку формальных свойств систем, а не на генерацию исполняемого набора UI-тестов. Разрабатываемая система занимает уникальную нишу: она трансформирует XML-описание метаданных платформы E3Core в готовый Maven-проект Java/Selenium/JUnit, который можно сразу запустить.</w:t>
-      </w:r>
-    </w:p>
-    <w:p>
-      <w:pPr/>
-      <w:r>
-        <w:t>2.3. Архитектурные шаблоны организации UI-тестов</w:t>
-      </w:r>
-    </w:p>
-    <w:p>
-      <w:pPr/>
-      <w:r>
-        <w:t>Page Object Model (POM) — основополагающий шаблон проектирования UI-тестов, при котором каждая страница (или существенный элемент UI) описывается отдельным классом, скрывающим детали разметки от тестового кода. Этот подход обеспечивает изоляцию знаний о UI в одном месте и существенно упрощает поддержку тестов при изменении интерфейса. В разрабатываемой системе генерация Page Object'ов для каждой сущности выполняется автоматически — соответствующий модуль PageObjectWriter создаёт класс Page и набор методов fill / read / click для каждого поля, объявленного в XML-модели.</w:t>
-      </w:r>
-    </w:p>
-    <w:p>
-      <w:pPr/>
-      <w:r>
-        <w:t>Иерархия BaseTest → Page Object → Test Class, реализованная в генерируемом проекте, соответствует современным практикам построения регрессионных наборов: общие утилиты (навигация, ожидания, скриншоты, отчётность) сосредоточены в абстрактном базовом классе, а сами тесты остаются короткими и читаемыми, акцентируя внимание на проверяемом сценарии.</w:t>
-      </w:r>
-    </w:p>
-    <w:p>
-      <w:pPr/>
-      <w:r>
-        <w:t>2.4. Особенности работы с UI-фреймворком ExtJS</w:t>
-      </w:r>
-    </w:p>
-    <w:p>
-      <w:pPr/>
-      <w:r>
-        <w:t>Клиентская часть всех веб-приложений платформы E3Core построена на фреймворке ExtJS — JavaScript-библиотеке для построения насыщенных корпоративных UI. Разметка ExtJS существенно отличается от обычных HTML-форм: вместо стандартных тегов формы (label, input, button) ExtJS использует собственную иерархию виджетов с классами вида x-form-item, x-grid-cell, x-menu-item, причём атрибуты name и id у элементов формы могут отсутствовать или генерироваться автоматически (ext-comp-1234).</w:t>
-      </w:r>
-    </w:p>
-    <w:p>
-      <w:pPr/>
-      <w:r>
-        <w:t>Формы поиска и формы редактирования объектов в E3Core реализованы в виде ExtJS-виджета PropertyGrid — двухколоночной таблицы «Наименование» / «Значение», в которой правые ячейки изначально неактивны и активируются (превращаясь во встроенный редактор) только при клике мышью. Это требование специфического алгоритма заполнения, отличного от стандартного sendKeys на input. Подобные особенности фреймворка были изучены в ходе практики и легли в основу нового метода BaseTest.fillPropertyGridCell, реализованного в версии v6.9 системы.</w:t>
-      </w:r>
-    </w:p>
-    <w:p>
-      <w:pPr/>
-      <w:r>
-        <w:t>Каскадные меню ExtJS, через которые осуществляется навигация между сущностями системы, требуют последовательного hover-наведения, дожидания отрисовки подменю и повторного поиска DOM-элементов после каждого hover — ExtJS перерисовывает узлы дерева, и сохранённые ссылки на WebElement становятся недействительными (StaleElement). Решение этой проблемы реализовано в методе descendMenu, выполняющем рекурсивный спуск по подменю с устойчивым повторным поиском элементов на каждом уровне.</w:t>
-      </w:r>
-    </w:p>
-    <w:p>
-      <w:pPr/>
-      <w:r>
-        <w:t>2.5. Изучение стандартов оформления программной документации</w:t>
-      </w:r>
-    </w:p>
-    <w:p>
-      <w:pPr/>
-      <w:r>
-        <w:t>При оформлении технического задания и программной документации использовались стандарты Единой системы программной документации (ЕСПД): ГОСТ 19.201-78 («Техническое задание. Требования к содержанию и оформлению»), ГОСТ 19.301-79 («Программа и методика испытаний. Требования к содержанию и оформлению»), ГОСТ 19.503-79 («Руководство системного программиста. Требования к содержанию и оформлению»), ГОСТ 19.505-79 («Руководство оператора. Требования к содержанию и оформлению»). Соблюдение этих стандартов обеспечивает преемственность документации между этапами проекта и облегчает приёмку готового решения заказчиком.</w:t>
-      </w:r>
-    </w:p>
-    <w:p>
-      <w:pPr/>
-      <w:r>
-        <w:t>По результатам систематизации была сформирована теоретическая и методическая база, достаточная для практической реализации заявленных в техническом задании усовершенствований системы AutoTestGenerator. Полученные знания применены непосредственно в ходе работ, описанных в разделе 5 настоящего отчёта.</w:t>
+      <w:pPr>
+        <w:spacing w:line="360" w:lineRule="auto"/>
+        <w:ind w:firstLine="425"/>
+        <w:jc w:val="both"/>
+      </w:pPr>
+      <w:r>
+        <w:rPr>
+          <w:rFonts w:ascii="Times New Roman" w:hAnsi="Times New Roman" w:eastAsia="Times New Roman"/>
+          <w:sz w:val="28"/>
+        </w:rPr>
+        <w:t>В ходе преддипломной практики была проведена систематизация и обобщение научной и производственно-технологической информации, необходимой для совершенствования информационной системы автоматической генерации UI-автотестов веб-приложений на платформе E3Core. Исследование охватило несколько фундаментальных областей: теорию тестирования программного обеспечения, технологию разработки ПО, объектно-ориентированный анализ и проектирование на языке UML, прикладные техники модельно-ориентированного тестирования и стандарты Единой системы программной документации.</w:t>
+      </w:r>
+    </w:p>
+    <w:p>
+      <w:pPr>
+        <w:spacing w:line="360" w:lineRule="auto"/>
+        <w:ind w:firstLine="425"/>
+        <w:jc w:val="both"/>
+      </w:pPr>
+      <w:r>
+        <w:rPr>
+          <w:rFonts w:ascii="Times New Roman" w:hAnsi="Times New Roman" w:eastAsia="Times New Roman"/>
+          <w:sz w:val="28"/>
+        </w:rPr>
+        <w:t>Фундаментальной работой, на положения которой опирается практика, является монография Г. Майерса «Искусство тестирования программ» [11]. В ней формулируется ключевое определение: тестирование — это процесс выполнения программы с целью обнаружения в ней ошибок. Из этого определения следует, что успешным считается тест, выявивший ранее не обнаруженный дефект, а вовсе не тест, прошедший без замечаний. Применительно к разрабатываемой системе данное положение определило тональность всех проводимых усовершенствований: ассертивная часть генерируемых тестов наращивалась с прицелом на способность обнаружить регрессию, а не для получения «зелёного» прогона любой ценой; именно это привело к замене мягких проверок «нет ошибки» на жёсткие проверки наличия маркера в гриде, на сверку прочитанного значения с записанным, на проверку строгого уменьшения числа строк после удаления записи.</w:t>
+      </w:r>
+    </w:p>
+    <w:p>
+      <w:pPr>
+        <w:spacing w:line="360" w:lineRule="auto"/>
+        <w:ind w:firstLine="425"/>
+        <w:jc w:val="both"/>
+      </w:pPr>
+      <w:r>
+        <w:rPr>
+          <w:rFonts w:ascii="Times New Roman" w:hAnsi="Times New Roman" w:eastAsia="Times New Roman"/>
+          <w:sz w:val="28"/>
+        </w:rPr>
+        <w:t>Полное системное изложение методов проектирования тестов и организации процесса тестирования приведено в работе С. Канера «Тестирование программного обеспечения» [10]. В этом источнике подчёркивается, что регрессионное тестирование — отдельный класс тестов, выполняемых после каждой модификации программы с целью убедиться, что внесённые изменения не нарушили ранее работавших возможностей, и при этом регрессионный набор тестов имеет тенденцию неконтролируемо расти, что делает его автоматизацию экономической необходимостью. Это положение фиксирует то, ради чего и разрабатывается рассматриваемая система: ручное сопровождение регрессионного набора тестов для информационной системы из десятков сущностей становится экономически нецелесообразным, и единственным практически осмысленным подходом оказывается автоматическая генерация тестов по формальной модели метаданных.</w:t>
+      </w:r>
+    </w:p>
+    <w:p>
+      <w:pPr>
+        <w:spacing w:line="360" w:lineRule="auto"/>
+        <w:ind w:firstLine="425"/>
+        <w:jc w:val="both"/>
+      </w:pPr>
+      <w:r>
+        <w:rPr>
+          <w:rFonts w:ascii="Times New Roman" w:hAnsi="Times New Roman" w:eastAsia="Times New Roman"/>
+          <w:sz w:val="28"/>
+        </w:rPr>
+        <w:t>Систематизация методов тестирования, применимых к веб-приложениям, выполнена с опорой на учебное пособие В. П. Котлярова и Т. В. Коликовой «Основы тестирования программного обеспечения» [9]. В этом источнике дано развёрнутое описание уровней тестирования (модульное, интеграционное, системное, приёмочное) и их пересечения с типами тестирования (функциональное, регрессионное, нагрузочное, тестирование пользовательского интерфейса), а также сформулирован вывод о том, что для тестирования пользовательского интерфейса веб-приложений целесообразно применять инструменты автоматизации, реализующие протокол W3C WebDriver, среди которых эталонным является Selenium WebDriver. Этот вывод напрямую обосновал выбор Selenium WebDriver в качестве исполняющего средства для генерируемых системой тестовых проектов.</w:t>
+      </w:r>
+    </w:p>
+    <w:p>
+      <w:pPr>
+        <w:spacing w:line="360" w:lineRule="auto"/>
+        <w:ind w:firstLine="425"/>
+        <w:jc w:val="both"/>
+      </w:pPr>
+      <w:r>
+        <w:rPr>
+          <w:rFonts w:ascii="Times New Roman" w:hAnsi="Times New Roman" w:eastAsia="Times New Roman"/>
+          <w:sz w:val="28"/>
+        </w:rPr>
+        <w:t>В качестве методологической основы для организации жизненного цикла разработки самой системы AutoTestGenerator принят итерационный подход, описанный в учебнике Г. С. Ивановой «Технология программирования» [6]. В этом источнике подчёркивается, что итерационная модель целесообразна для проектов, в которых система естественно делится на крупные функциональные модули, и каждая итерация добавляет новый модуль или существенно развивает уже существующий, что позволяет раньше обнаруживать дефекты архитектурных решений и распределять нагрузку на отладку равномерно по проекту. Применительно к рассматриваемой системе итерационная модель проявилась в виде семи последовательных версий v3.0–v6.9, каждая из которых решала отдельный класс выявленных при эксплуатации проблем — от классификации сущностей XML-модели до устойчивого взаимодействия с UI-фреймворком ExtJS.</w:t>
+      </w:r>
+    </w:p>
+    <w:p>
+      <w:pPr>
+        <w:spacing w:line="360" w:lineRule="auto"/>
+        <w:ind w:firstLine="425"/>
+        <w:jc w:val="both"/>
+      </w:pPr>
+      <w:r>
+        <w:rPr>
+          <w:rFonts w:ascii="Times New Roman" w:hAnsi="Times New Roman" w:eastAsia="Times New Roman"/>
+          <w:sz w:val="28"/>
+        </w:rPr>
+        <w:t>Для проектирования внутренней архитектуры разрабатываемой системы использовался объектно-ориентированный подход, инструментарием которого является унифицированный язык моделирования UML. Базовые конструкции UML и принципы их применения к задачам анализа и проектирования программных систем рассматриваются в работе М. Фаулера «UML 2.0. Основы» [8] и в фундаментальном руководстве Г. Буча, Д. Рамбо, И. Якобсона «Язык UML» [2]. Первая работа даёт компактное прагматическое изложение, второе является подробным справочником стандарта. На основе материалов этих источников при проектировании были разработаны диаграммы пакетов, классов, последовательностей и кооперации, описывающие взаимодействие шести функциональных пакетов системы — пользовательского интерфейса, разбора XML-модели, объектной модели предметной области, генератора тестов, подсистемы хранения и общих утилит.</w:t>
+      </w:r>
+    </w:p>
+    <w:p>
+      <w:pPr>
+        <w:spacing w:line="360" w:lineRule="auto"/>
+        <w:ind w:firstLine="425"/>
+        <w:jc w:val="both"/>
+      </w:pPr>
+      <w:r>
+        <w:rPr>
+          <w:rFonts w:ascii="Times New Roman" w:hAnsi="Times New Roman" w:eastAsia="Times New Roman"/>
+          <w:sz w:val="28"/>
+        </w:rPr>
+        <w:t>При написании программного кода учитывались рекомендации Дж. Блоха «Effective Java» [12], в которой систематизированы практические принципы качественной разработки на языке Java. В частности, на этапе совершенствования системы применялись положения о предпочтении композиции наследованию, об ответственной обработке исключений и недопустимости их «глушения», об использовании немодифицируемых объектов там, где это возможно, о применении паттерна «строитель» для конструкторов с многими параметрами. Эти положения отразились на проектировании ключевых классов разрабатываемой системы: EntityClassifier построен как утилитный класс с предопределённым набором правил классификации, BaseTest спроектирован как абстрактный класс с шаблонными методами, RunReportWriter использует строитель страницы HTML, исключения нигде не подавляются молча, но логируются с диагностическим контекстом.</w:t>
+      </w:r>
+    </w:p>
+    <w:p>
+      <w:pPr>
+        <w:spacing w:line="360" w:lineRule="auto"/>
+        <w:ind w:firstLine="425"/>
+        <w:jc w:val="both"/>
+      </w:pPr>
+      <w:r>
+        <w:rPr>
+          <w:rFonts w:ascii="Times New Roman" w:hAnsi="Times New Roman" w:eastAsia="Times New Roman"/>
+          <w:sz w:val="28"/>
+        </w:rPr>
+        <w:t>Общие принципы технологии разработки программного обеспечения обобщены в учебнике для вузов С. А. Орлова «Технологии разработки программного обеспечения» [13]. В этом источнике подробно рассматриваются модели жизненного цикла программного обеспечения, методы декомпозиции системы на модули, принципы построения архитектурных диаграмм, требования к программной документации. Положения этого источника использовались при формулировании ТЗ по требованиям ГОСТ 19.201-78, при выделении функциональных групп требований к программе, при описании стадий и этапов разработки.</w:t>
+      </w:r>
+    </w:p>
+    <w:p>
+      <w:pPr>
+        <w:spacing w:line="360" w:lineRule="auto"/>
+        <w:ind w:firstLine="425"/>
+        <w:jc w:val="both"/>
+      </w:pPr>
+      <w:r>
+        <w:rPr>
+          <w:rFonts w:ascii="Times New Roman" w:hAnsi="Times New Roman" w:eastAsia="Times New Roman"/>
+          <w:sz w:val="28"/>
+        </w:rPr>
+        <w:t>Существенное значение для практики имело изучение стандартов Единой системы программной документации (ЕСПД) серии 19, регулирующих оформление основной программной документации. Применительно к выполняемой работе ключевыми являются ГОСТ 19.201-78 «Техническое задание. Требования к содержанию и оформлению», ГОСТ 19.301-79 «Программа и методика испытаний. Требования к содержанию и оформлению» и ГОСТ 19.505-79 «Руководство оператора. Требования к содержанию и оформлению». Соблюдение этих стандартов обеспечивает преемственность документации между этапами проекта и облегчает приёмку готового решения заказчиком — муниципальным учреждением, для которого формализованная процедура приёмки является обязательной.</w:t>
+      </w:r>
+    </w:p>
+    <w:p>
+      <w:pPr>
+        <w:spacing w:line="360" w:lineRule="auto"/>
+        <w:ind w:firstLine="425"/>
+        <w:jc w:val="both"/>
+      </w:pPr>
+      <w:r>
+        <w:rPr>
+          <w:rFonts w:ascii="Times New Roman" w:hAnsi="Times New Roman" w:eastAsia="Times New Roman"/>
+          <w:sz w:val="28"/>
+        </w:rPr>
+        <w:t>По результатам систематизации сформирована теоретическая, методологическая и нормативная база, достаточная для практической реализации заявленных в техническом задании усовершенствований системы AutoTestGenerator. Совокупность сделанных выводов послужила прямым руководством при проведении работ, описанных в разделе 5 настоящего отчёта.</w:t>
       </w:r>
     </w:p>
     <w:p>
       <w:pPr>
         <w:pStyle w:val="af8"/>
         <w:spacing w:line="360" w:lineRule="auto"/>
-        <w:ind w:firstLine="426"/>
-      </w:pPr>
-      <w:r>
+        <w:ind w:firstLine="425"/>
+        <w:jc w:val="both"/>
+      </w:pPr>
+      <w:r>
+        <w:rPr>
+          <w:rFonts w:ascii="Times New Roman" w:hAnsi="Times New Roman" w:eastAsia="Times New Roman"/>
+          <w:sz w:val="28"/>
+        </w:rPr>
         <w:t xml:space="preserve">3. </w:t>
       </w:r>
       <w:r>
+        <w:rPr>
+          <w:rFonts w:ascii="Times New Roman" w:hAnsi="Times New Roman" w:eastAsia="Times New Roman"/>
+          <w:sz w:val="28"/>
+        </w:rPr>
         <w:t>Разработка технического задания по теме ВКР</w:t>
       </w:r>
     </w:p>
     <w:p>
-      <w:pPr/>
-      <w:r>
-        <w:t>Техническое задание на выпускную квалификационную работу разработано в соответствии с требованиями ГОСТ 19.201-78 («Единая система программной документации. Техническое задание. Требования к содержанию и оформлению»). Полный текст технического задания приведён в приложении 1 к настоящему отчёту.</w:t>
-      </w:r>
-    </w:p>
-    <w:p>
-      <w:pPr/>
-      <w:r>
-        <w:t>Тема разработки сформулирована следующим образом: «Совершенствование информационной системы автоматической генерации UI-автотестов веб-приложений на основе XML-модели метаданных». Тема представляет собой развитие первоначальной редакции «Разработка информационной системы генерации автотестов для web-приложения на основе XML-модели», утверждённой на кафедре математического и программного обеспечения ЭВМ Института информационных технологий Череповецкого государственного университета. Совершенствование охватывает расширение функциональности базовой системы, повышение качества генерируемых тестов, реализацию подсистем классификации сущностей, фотолетописи прогона, построения автономного отчёта и устойчивого взаимодействия с UI ExtJS-приложений.</w:t>
-      </w:r>
-    </w:p>
-    <w:p>
-      <w:pPr/>
-      <w:r>
-        <w:t>В рамках раздела «Требования к программе» технического задания зафиксированы функциональные характеристики системы (девять групп: разбор XML-модели, генерация тестов, классификация сущностей, навигация, заполнение форм, сбор результатов, формирование отчётов, скриншоты, конфигурирование), требования к надёжности (восстановление после сбоев сети, изоляция ошибок отдельных сущностей, корректная обработка некорректной XML-разметки), требования к составу и параметрам технических средств (рабочая станция с Java 17+, Chrome последней стабильной версии, минимум 8 ГБ ОЗУ, доступ к стенду по HTTPS), требования к информационной и программной совместимости (Maven 3.6+, JUnit 5, Selenium WebDriver 4, SQLite 3.42+), а также требования к программной документации (расчётно-пояснительная записка, техническое задание, текст программы, руководство пользователя).</w:t>
-      </w:r>
-    </w:p>
-    <w:p>
-      <w:pPr/>
-      <w:r>
-        <w:t>Стадии и этапы разработки выделены в соответствии с ГОСТ 19.102-77 и включают: техническое предложение, технический проект, рабочий проект (программирование, отладка, испытания), внедрение. Порядок контроля и приёмки регламентирован ГОСТ 19.301-79 и включает разработку программы и методики испытаний, проведение автономных испытаний разработчиком, передачу комплекта программной документации заказчику, проведение приёмо-сдаточных испытаний с участием представителей заказчика, ввод системы в опытную эксплуатацию сроком от четырёх до шести недель, передачу системы в промышленную эксплуатацию.</w:t>
+      <w:pPr>
+        <w:spacing w:line="360" w:lineRule="auto"/>
+        <w:ind w:firstLine="425"/>
+        <w:jc w:val="both"/>
+      </w:pPr>
+      <w:r>
+        <w:rPr>
+          <w:rFonts w:ascii="Times New Roman" w:hAnsi="Times New Roman" w:eastAsia="Times New Roman"/>
+          <w:sz w:val="28"/>
+        </w:rPr>
+        <w:t>В рамках преддипломной практики разработано техническое задание на выпускную квалификационную работу, оформленное в соответствии с требованиями ГОСТ 19.201-78 «Единая система программной документации. Техническое задание. Требования к содержанию и оформлению». Тема разработки сформулирована как «Совершенствование информационной системы автоматической генерации UI-автотестов веб-приложений на основе XML-модели метаданных». Тема представляет собой логическое развитие первоначальной редакции «Разработка информационной системы генерации автотестов для web-приложения на основе XML-модели», утверждённой на кафедре математического и программного обеспечения ЭВМ Института информационных технологий Череповецкого государственного университета. Совершенствование охватывает расширение функциональности базовой системы, повышение качества генерируемых тестов, реализацию подсистем классификации сущностей, фотолетописи прогона, построения автономного отчёта и устойчивого взаимодействия с пользовательским интерфейсом веб-приложений, построенных на платформе E3Core. В тексте технического задания зафиксированы основания для разработки, назначение системы, девять функциональных групп требований к программе (разбор XML-модели, классификация сущностей, генерация тестов, навигация по меню E3Core, заполнение форм поиска через PropertyGrid, сбор и обработка результатов, формирование отчётов, работа со скриншотами, конфигурирование), требования к надёжности, эксплуатации, составу технических средств и программной совместимости, требования к программной документации, стадии и этапы разработки в соответствии с ГОСТ 19.102-77, а также порядок контроля и приёмки готовой системы по ГОСТ 19.301-79. Полный текст технического задания приведён в приложении 1 к настоящему отчёту.</w:t>
       </w:r>
     </w:p>
     <w:p>
@@ -3769,158 +3750,113 @@
       <w:bookmarkStart w:id="3" w:name="_Toc230042548"/>
       <w:r>
         <w:rPr>
-          <w:rFonts w:cs="Times New Roman"/>
+          <w:rFonts w:cs="Times New Roman" w:ascii="Times New Roman" w:hAnsi="Times New Roman" w:eastAsia="Times New Roman"/>
           <w:color w:val="EE0000"/>
+          <w:sz w:val="28"/>
         </w:rPr>
         <w:lastRenderedPageBreak/>
         <w:t xml:space="preserve">4. </w:t>
       </w:r>
       <w:r>
         <w:rPr>
-          <w:rFonts w:cs="Times New Roman"/>
+          <w:rFonts w:cs="Times New Roman" w:ascii="Times New Roman" w:hAnsi="Times New Roman" w:eastAsia="Times New Roman"/>
           <w:color w:val="EE0000"/>
+          <w:sz w:val="28"/>
         </w:rPr>
         <w:t xml:space="preserve">Сравнительный анализ </w:t>
       </w:r>
       <w:r>
         <w:rPr>
-          <w:rFonts w:cs="Times New Roman"/>
+          <w:rFonts w:cs="Times New Roman" w:ascii="Times New Roman" w:hAnsi="Times New Roman" w:eastAsia="Times New Roman"/>
           <w:color w:val="EE0000"/>
+          <w:sz w:val="28"/>
         </w:rPr>
         <w:t>аналогов системы</w:t>
       </w:r>
       <w:bookmarkEnd w:id="3"/>
     </w:p>
     <w:p>
-      <w:pPr/>
-      <w:r>
-        <w:t>Перед началом проектирования усовершенствований было выполнено сравнительное исследование существующих программных средств, способных полностью или частично решать задачу автоматизации регрессионного UI-тестирования веб-приложений. Сравнительный анализ — это метод исследования, используемый для выявления различий и сходств между несколькими объектами или системами с целью обоснованного выбора оптимального подхода или формулировки требований к новому решению.</w:t>
-      </w:r>
-    </w:p>
-    <w:p>
-      <w:pPr/>
-      <w:r>
-        <w:t>К проектируемой информационной системе предъявляются следующие ключевые требования: поддержка генерации UI-автотестов на основе XML-модели метаданных приложения (с описанием сущностей, атрибутов, операций, связей, поисков); использование распространённого инструментария исполнения тестов для веб-приложений (Selenium WebDriver, JUnit 5); масштабируемость и удобство сопровождения — при изменении модели приложение должно позволять перестраивать тестовый набор полностью автоматически, без ручного переписывания тестов; формирование воспроизводимого набора тестов с возможностью расширения правилами генерации (например, разные стратегии покрытия — smoke, basic, full); открытость решения и отсутствие зависимости от коммерческих лицензий.</w:t>
-      </w:r>
-    </w:p>
-    <w:p>
-      <w:pPr/>
-      <w:r>
-        <w:t>4.1. Selenium WebDriver</w:t>
-      </w:r>
-    </w:p>
-    <w:p>
-      <w:pPr/>
-      <w:r>
-        <w:t>Selenium WebDriver — фундаментальный инструмент для автоматизации браузера, реализующий стандарт W3C WebDriver. Поддерживает все основные браузеры, включая Chrome, Firefox, Safari, Microsoft Edge. Selenium предоставляет низкоуровневый API управления браузером, на котором построено большинство существующих UI-тестов и более высокоуровневых решений. Selenium является не самостоятельным решением для генерации тестов, а исполняющим средством, на котором базируются другие инструменты автоматизации.</w:t>
-      </w:r>
-    </w:p>
-    <w:p>
-      <w:pPr/>
-      <w:r>
-        <w:t>4.2. Selenide</w:t>
-      </w:r>
-    </w:p>
-    <w:p>
-      <w:pPr/>
-      <w:r>
-        <w:t>Selenide — Java-фреймворк, представляющий собой обёртку над Selenium WebDriver. Обеспечивает более компактный API, встроенную обработку StaleElement-исключений и автоматические ожидания элементов. Selenide ориентирован на ручную разработку UI-тестов разработчиками; средствами генерации тестовых сценариев из метаданных предметной области не располагает.</w:t>
-      </w:r>
-    </w:p>
-    <w:p>
-      <w:pPr/>
-      <w:r>
-        <w:t>4.3. Katalon Studio</w:t>
-      </w:r>
-    </w:p>
-    <w:p>
-      <w:pPr/>
-      <w:r>
-        <w:t>Katalon Studio — коммерческая платформа автоматизации тестирования с поддержкой web, mobile и API в единой среде. Включает визуальный конструктор тестов, средства записи действий пользователя и интеграцию с CI/CD. Однако коммерческая модель лицензирования (стоимость от 2000 долларов США в год за рабочее место) и отсутствие возможности генерации тестов из XML-моделей метаданных делают её непригодной для применения в условиях муниципального учреждения и для решения поставленной задачи.</w:t>
-      </w:r>
-    </w:p>
-    <w:p>
-      <w:pPr/>
-      <w:r>
-        <w:t>4.4. Playwright</w:t>
-      </w:r>
-    </w:p>
-    <w:p>
-      <w:pPr/>
-      <w:r>
-        <w:t>Playwright — современный фреймворк автоматизации браузеров от Microsoft, отличающийся высокой скоростью исполнения и поддержкой одновременной работы с несколькими браузерами. Аналогично Selenium WebDriver и Selenide является инструментом ручной разработки тестов, средств генерации тестов на основе моделей метаданных не предоставляет.</w:t>
-      </w:r>
-    </w:p>
-    <w:p>
-      <w:pPr/>
-      <w:r>
-        <w:t>4.5. Сравнительная таблица аналогов</w:t>
-      </w:r>
-    </w:p>
-    <w:p>
-      <w:pPr/>
-      <w:r>
-        <w:t>Сводное сравнение рассмотренных аналогов по ключевым критериям приведено в таблице 1.</w:t>
-      </w:r>
-    </w:p>
-    <w:p>
-      <w:pPr/>
-      <w:r>
-        <w:t>Таблица 1 — Сравнение существующих решений автоматизации UI-тестирования</w:t>
-      </w:r>
-    </w:p>
-    <w:p>
-      <w:pPr/>
-      <w:r>
-        <w:t>│ Критерий                            │ Selenium │ Selenide │ Katalon │ Playwright │ Разрабатываемая система │</w:t>
-      </w:r>
-    </w:p>
-    <w:p>
-      <w:pPr/>
-      <w:r>
-        <w:t>│ Генерация тестов из XML-модели      │   нет    │   нет    │   нет   │    нет     │           да            │</w:t>
-      </w:r>
-    </w:p>
-    <w:p>
-      <w:pPr/>
-      <w:r>
-        <w:t>│ Использование Selenium WebDriver    │   да     │   да     │   да    │    нет     │           да            │</w:t>
-      </w:r>
-    </w:p>
-    <w:p>
-      <w:pPr/>
-      <w:r>
-        <w:t>│ Лицензия (open-source / commercial) │  open    │  open    │  comm.  │    open    │          open           │</w:t>
-      </w:r>
-    </w:p>
-    <w:p>
-      <w:pPr/>
-      <w:r>
-        <w:t>│ Поддержка ExtJS-специфики (PropGrid)│  частично│ частично │ частично│   нет      │     да (специальный)    │</w:t>
-      </w:r>
-    </w:p>
-    <w:p>
-      <w:pPr/>
-      <w:r>
-        <w:t>│ Авто-классификация сущностей модели │   нет    │   нет    │   нет   │    нет     │           да            │</w:t>
-      </w:r>
-    </w:p>
-    <w:p>
-      <w:pPr/>
-      <w:r>
-        <w:t>│ Авто-отчёт со скриншотами по шагам  │ частично │   нет    │   да    │    да      │           да            │</w:t>
-      </w:r>
-    </w:p>
-    <w:p>
-      <w:pPr/>
-      <w:r>
-        <w:t>│ Интеграция с XML моделями E3Core    │   нет    │   нет    │   нет   │    нет     │           да            │</w:t>
-      </w:r>
-    </w:p>
-    <w:p>
-      <w:pPr/>
-      <w:r>
-        <w:t>Таким образом, ни один из рассмотренных аналогов не предоставляет возможности автоматического построения автотестов на основе XML-модели метаданных конкретного веб-приложения. Это обстоятельство подтверждает обоснованность разработки собственной информационной системы, ориентированной на выполнение полного цикла «разбор XML-модели → построение объектной модели → генерация Java-проекта с тестами → исполнение тестов → сбор результатов в HTML/CSV-отчёт».</w:t>
+      <w:pPr>
+        <w:spacing w:line="360" w:lineRule="auto"/>
+        <w:ind w:firstLine="425"/>
+        <w:jc w:val="both"/>
+      </w:pPr>
+      <w:r>
+        <w:rPr>
+          <w:rFonts w:ascii="Times New Roman" w:hAnsi="Times New Roman" w:eastAsia="Times New Roman"/>
+          <w:sz w:val="28"/>
+        </w:rPr>
+        <w:t>Сравнительный анализ — метод исследования, направленный на выявление сходств и различий между несколькими объектами, системами или процессами с целью обоснованного выбора оптимального варианта решения или формулировки требований к разработке принципиально нового решения. Применительно к рассматриваемой задаче — автоматизации регрессионного UI-тестирования веб-приложений на платформе E3Core — целью сравнительного анализа являлось установление принципиальной невозможности использования имеющихся на рынке готовых инструментов для решения поставленной задачи и тем самым обоснование разработки собственной системы. Ключевыми требованиями, на соответствие которым проверялись аналоги, выступали: способность автоматически строить тестовый набор по XML-модели метаданных тестируемого приложения; интеграция с экосистемой Java и стандартом W3C WebDriver; масштабируемость на десятки взаимосвязанных сущностей предметной области; открытое лицензирование, не требующее закупки коммерческой лицензии; поддержка работы со специфическими виджетами фреймворка ExtJS, на котором построены клиентские части систем платформы E3Core.</w:t>
+      </w:r>
+    </w:p>
+    <w:p>
+      <w:pPr>
+        <w:spacing w:line="360" w:lineRule="auto"/>
+        <w:ind w:firstLine="425"/>
+        <w:jc w:val="both"/>
+      </w:pPr>
+      <w:r>
+        <w:rPr>
+          <w:rFonts w:ascii="Times New Roman" w:hAnsi="Times New Roman" w:eastAsia="Times New Roman"/>
+          <w:sz w:val="28"/>
+        </w:rPr>
+        <w:t>Cypress (разработчик Cypress.io Inc.) представляет собой современный фреймворк автоматизации тестирования веб-приложений на языке JavaScript, выполняющийся непосредственно внутри браузера и обходящий привязку к протоколу W3C WebDriver. Его ключевыми достоинствами являются исключительно высокая скорость выполнения тестов за счёт работы в адресном пространстве страницы, мощная отладочная панель с возможностью покадрового просмотра прогона и развитая интеграция с экосистемой Node.js. Однако Cypress принципиально ориентирован на ручное написание тестов разработчиками веб-приложения и не предоставляет средств генерации тестов по формальной модели предметной области; кроме того, использование JavaScript в качестве единственного языка тестов несовместимо с инфраструктурой разработки на платформе E3Core, где основным языком является Java. Эти ограничения исключают применение Cypress для решения поставленной задачи.</w:t>
+      </w:r>
+    </w:p>
+    <w:p>
+      <w:pPr>
+        <w:spacing w:line="360" w:lineRule="auto"/>
+        <w:ind w:firstLine="425"/>
+        <w:jc w:val="both"/>
+      </w:pPr>
+      <w:r>
+        <w:rPr>
+          <w:rFonts w:ascii="Times New Roman" w:hAnsi="Times New Roman" w:eastAsia="Times New Roman"/>
+          <w:sz w:val="28"/>
+        </w:rPr>
+        <w:t>TestComplete (разработчик SmartBear Software) — коммерческая платформа автоматизации функционального тестирования настольных, веб- и мобильных приложений с поддержкой множества языков сценариев (JavaScript, Python, VBScript, JScript) и развитыми средствами визуальной записи действий пользователя. Платформа интегрирована с системой управления тестами TestExecute и средой непрерывной интеграции CI/CD, что делает её привлекательной для крупных коммерческих заказчиков. Однако стоимость лицензии (порядка 3000 долларов США в год за рабочее место) и закрытая модель распространения исходного кода делают её непригодной для применения в условиях муниципального бюджетного учреждения; помимо этого, TestComplete не предоставляет программного интерфейса для генерации тестов по внешней XML-модели, что не позволяет адаптировать его под решаемую задачу даже при наличии достаточного бюджета.</w:t>
+      </w:r>
+    </w:p>
+    <w:p>
+      <w:pPr>
+        <w:spacing w:line="360" w:lineRule="auto"/>
+        <w:ind w:firstLine="425"/>
+        <w:jc w:val="both"/>
+      </w:pPr>
+      <w:r>
+        <w:rPr>
+          <w:rFonts w:ascii="Times New Roman" w:hAnsi="Times New Roman" w:eastAsia="Times New Roman"/>
+          <w:sz w:val="28"/>
+        </w:rPr>
+        <w:t>Ranorex Studio (разработчик Ranorex GmbH, Австрия) — комплексная среда автоматизации тестирования пользовательского интерфейса настольных, веб- и мобильных приложений, основанная на собственной системе распознавания элементов интерфейса RanoreXPath. Среда предлагает визуальный конструктор тестов, средство записи действий пользователя и встроенный отладчик, а также интеграцию с системами управления тест-планами. Ranorex поддерживает написание тестов на языках C# и VB.NET в среде Visual Studio. Принципиальные ограничения для рассматриваемой задачи аналогичны TestComplete: высокая стоимость лицензии (от 4000 евро в год), закрытая модель распространения, отсутствие возможности генерации тестов из произвольной модели метаданных, ориентация на .NET-стек вместо Java.</w:t>
+      </w:r>
+    </w:p>
+    <w:p>
+      <w:pPr>
+        <w:spacing w:line="360" w:lineRule="auto"/>
+        <w:ind w:firstLine="425"/>
+        <w:jc w:val="both"/>
+      </w:pPr>
+      <w:r>
+        <w:rPr>
+          <w:rFonts w:ascii="Times New Roman" w:hAnsi="Times New Roman" w:eastAsia="Times New Roman"/>
+          <w:sz w:val="28"/>
+        </w:rPr>
+        <w:t>Squish (разработчик The Qt Group, в прошлом froglogic GmbH) — кроссплатформенный инструмент автоматизации тестирования графических интерфейсов, известный широкой поддержкой технологий — от настольных приложений Qt и Java Swing до веб-приложений и мобильных платформ. Squish позиционируется как профессиональное решение для крупных корпоративных заказчиков с длительным жизненным циклом продуктов и активно применяется в промышленном программном обеспечении. Тем не менее коммерческая модель лицензирования (от 4500 евро за рабочее место), закрытость исходного кода и отсутствие модели генерации тестов из XML-метаданных вновь исключают возможность его использования в рассматриваемом проекте.</w:t>
+      </w:r>
+    </w:p>
+    <w:p>
+      <w:pPr>
+        <w:spacing w:line="360" w:lineRule="auto"/>
+        <w:ind w:firstLine="425"/>
+        <w:jc w:val="both"/>
+      </w:pPr>
+      <w:r>
+        <w:rPr>
+          <w:rFonts w:ascii="Times New Roman" w:hAnsi="Times New Roman" w:eastAsia="Times New Roman"/>
+          <w:sz w:val="28"/>
+        </w:rPr>
+        <w:t>Tricentis Tosca (разработчик Tricentis GmbH, Австрия) — наиболее идеологически близкое к разрабатываемой системе коммерческое решение, реализующее парадигму модельно-ориентированного тестирования (Model-Based Testing). В этой парадигме исходным артефактом теста является не последовательность пользовательских действий, а формальная модель поведения системы, на основе которой Tosca строит исполнимые тестовые сценарии. Однако модель в Tosca — это собственный формат, требующий ручного описания приложения в визуальном конструкторе среды Tricentis, а не использования уже существующей внешней XML-модели метаданных. Помимо этого, Tosca распространяется по корпоративной модели лицензирования с ценой, доступной только крупным заказчикам уровня банковского сектора и крупной промышленности; для муниципального учреждения её закупка экономически нецелесообразна. Таким образом, ни одно из рассмотренных решений не способно решить поставленную задачу без принципиальной адаптации, разработки прослойки трансформации модели или приобретения дорогостоящей коммерческой лицензии. Это обстоятельство в совокупности с положениями разделов 1.1 и 1.2 настоящего отчёта обосновывает разработку собственной информационной системы AutoTestGenerator, ориентированной на работу с XML-моделью метаданных платформы E3Core и на формирование готовых к запуску Java-проектов с использованием Selenium WebDriver и JUnit 5 в качестве исполняющих средств.</w:t>
       </w:r>
     </w:p>
     <w:p>
@@ -3937,152 +3873,316 @@
       <w:bookmarkStart w:id="4" w:name="_Toc230042549"/>
       <w:r>
         <w:rPr>
-          <w:rFonts w:cs="Times New Roman"/>
+          <w:rFonts w:cs="Times New Roman" w:ascii="Times New Roman" w:hAnsi="Times New Roman" w:eastAsia="Times New Roman"/>
           <w:color w:val="EE0000"/>
+          <w:sz w:val="28"/>
         </w:rPr>
         <w:lastRenderedPageBreak/>
         <w:t xml:space="preserve">5. </w:t>
       </w:r>
       <w:r>
         <w:rPr>
-          <w:rFonts w:cs="Times New Roman"/>
+          <w:rFonts w:cs="Times New Roman" w:ascii="Times New Roman" w:hAnsi="Times New Roman" w:eastAsia="Times New Roman"/>
           <w:color w:val="EE0000"/>
+          <w:sz w:val="28"/>
         </w:rPr>
         <w:t xml:space="preserve">Реализация некоторых из возможных путей решения поставленной в </w:t>
       </w:r>
       <w:r>
         <w:rPr>
-          <w:rFonts w:cs="Times New Roman"/>
+          <w:rFonts w:cs="Times New Roman" w:ascii="Times New Roman" w:hAnsi="Times New Roman" w:eastAsia="Times New Roman"/>
           <w:color w:val="EE0000"/>
+          <w:sz w:val="28"/>
         </w:rPr>
         <w:t>техническом задании на ВКР</w:t>
       </w:r>
       <w:r>
         <w:rPr>
-          <w:rFonts w:cs="Times New Roman"/>
+          <w:rFonts w:cs="Times New Roman" w:ascii="Times New Roman" w:hAnsi="Times New Roman" w:eastAsia="Times New Roman"/>
           <w:color w:val="EE0000"/>
+          <w:sz w:val="28"/>
         </w:rPr>
         <w:t xml:space="preserve"> задачи</w:t>
       </w:r>
       <w:bookmarkEnd w:id="4"/>
     </w:p>
     <w:p>
-      <w:pPr/>
-      <w:r>
+      <w:pPr>
+        <w:spacing w:line="360" w:lineRule="auto"/>
+        <w:ind w:firstLine="425"/>
+        <w:jc w:val="both"/>
+      </w:pPr>
+      <w:r>
+        <w:rPr>
+          <w:rFonts w:ascii="Times New Roman" w:hAnsi="Times New Roman" w:eastAsia="Times New Roman"/>
+          <w:sz w:val="28"/>
+        </w:rPr>
         <w:t>В ходе преддипломной практики выполнены семь итерационных доработок системы AutoTestGenerator (версии v3.0 – v6.9), каждая из которых решала определённый класс проблем, выявленных при опытной эксплуатации предыдущих версий на стенде АИС «Гаражно-строительные кооперативы». Совокупно работы охватили семь Java-файлов проекта, объём добавлений составил более 1200 строк кода, прирост числа реально проверяющих утверждений (assertions) в генерируемых тестах увеличился с 8 до 13–15 на класс. Ниже описаны три ключевых блока реализованных усовершенствований.</w:t>
       </w:r>
     </w:p>
     <w:p>
-      <w:pPr/>
-      <w:r>
+      <w:pPr>
+        <w:spacing w:line="360" w:lineRule="auto"/>
+        <w:ind w:firstLine="425"/>
+        <w:jc w:val="both"/>
+      </w:pPr>
+      <w:r>
+        <w:rPr>
+          <w:rFonts w:ascii="Times New Roman" w:hAnsi="Times New Roman" w:eastAsia="Times New Roman"/>
+          <w:sz w:val="28"/>
+        </w:rPr>
         <w:t>5.1. Реализация классификатора сущностей и устранение фантомных тестов</w:t>
       </w:r>
     </w:p>
     <w:p>
-      <w:pPr/>
-      <w:r>
+      <w:pPr>
+        <w:spacing w:line="360" w:lineRule="auto"/>
+        <w:ind w:firstLine="425"/>
+        <w:jc w:val="both"/>
+      </w:pPr>
+      <w:r>
+        <w:rPr>
+          <w:rFonts w:ascii="Times New Roman" w:hAnsi="Times New Roman" w:eastAsia="Times New Roman"/>
+          <w:sz w:val="28"/>
+        </w:rPr>
         <w:t>На момент начала практики система генерировала отдельный тестовый класс для каждой сущности, объявленной в XML-модели. Для типовой подсистемы это приводило к появлению 19 классов, из которых 11 содержали тесты, заведомо не способные пройти: дочерние сущности (история, документы, приглашённые, участники) реально присутствуют только в виде вкладок-гридов внутри карточки родительской сущности и не имеют собственной точки входа в меню; справочники-перечисления (Да/Нет, Тип ГСК, Признак формализации, Улица, Район) выбираются только через всплывающий пикер при заполнении внешнего ключа другой сущности, также не имея собственной точки входа.</w:t>
       </w:r>
     </w:p>
     <w:p>
-      <w:pPr/>
-      <w:r>
+      <w:pPr>
+        <w:spacing w:line="360" w:lineRule="auto"/>
+        <w:ind w:firstLine="425"/>
+        <w:jc w:val="both"/>
+      </w:pPr>
+      <w:r>
+        <w:rPr>
+          <w:rFonts w:ascii="Times New Roman" w:hAnsi="Times New Roman" w:eastAsia="Times New Roman"/>
+          <w:sz w:val="28"/>
+        </w:rPr>
         <w:t>Для решения проблемы реализован классификатор сущностей EntityClassifier, разделяющий все объекты XML-модели на три категории. PRIMARY — основная бизнес-сущность с собственной точкой входа в меню, собственным параметрическим поиском и операциями CRUD. CHILD — дочерняя сущность, существующая только как вкладка-грид родительской сущности. REFERENCE_DICTIONARY — справочник-перечисление, выбираемый исключительно через пикер из форм других сущностей.</w:t>
       </w:r>
     </w:p>
     <w:p>
-      <w:pPr/>
-      <w:r>
+      <w:pPr>
+        <w:spacing w:line="360" w:lineRule="auto"/>
+        <w:ind w:firstLine="425"/>
+        <w:jc w:val="both"/>
+      </w:pPr>
+      <w:r>
+        <w:rPr>
+          <w:rFonts w:ascii="Times New Roman" w:hAnsi="Times New Roman" w:eastAsia="Times New Roman"/>
+          <w:sz w:val="28"/>
+        </w:rPr>
         <w:t>Признаки классификации формализованы следующим образом: сущность относится к CHILD, если её имя по корням слов совпадает с именем PropertyGroup со стереотипом «Grid» внутри другой сущности, и при этом сама она не обладает собственным набором операций CRUD; сущность относится к REFERENCE_DICTIONARY, если её featureName начинается с префикса V_S_ (системный признак справочника) или все связанные с ней объекты Search содержат пустой список параметров и результат, состоящий лишь из служебных полей SearchKey и SearchName.</w:t>
       </w:r>
     </w:p>
     <w:p>
-      <w:pPr/>
-      <w:r>
+      <w:pPr>
+        <w:spacing w:line="360" w:lineRule="auto"/>
+        <w:ind w:firstLine="425"/>
+        <w:jc w:val="both"/>
+      </w:pPr>
+      <w:r>
+        <w:rPr>
+          <w:rFonts w:ascii="Times New Roman" w:hAnsi="Times New Roman" w:eastAsia="Times New Roman"/>
+          <w:sz w:val="28"/>
+        </w:rPr>
         <w:t>Результат применения классификатора: для типовой подсистемы «Гаражно-строительные кооперативы» из 19 сущностей XML-модели восемь отнесены к PRIMARY, пять — к CHILD, шесть — к REFERENCE_DICTIONARY. Соответственно, генерируется не 19 тестовых классов с заведомо нерабочими, а восемь содержательных. Дополнительно формируется файл-отчёт target/entity-classification.csv с прозрачным разбором, почему каждая сущность отнесена к той или иной категории — это исключает недоумение пользователя при анализе результатов прогона.</w:t>
       </w:r>
     </w:p>
     <w:p>
-      <w:pPr/>
-      <w:r>
+      <w:pPr>
+        <w:spacing w:line="360" w:lineRule="auto"/>
+        <w:ind w:firstLine="425"/>
+        <w:jc w:val="both"/>
+      </w:pPr>
+      <w:r>
+        <w:rPr>
+          <w:rFonts w:ascii="Times New Roman" w:hAnsi="Times New Roman" w:eastAsia="Times New Roman"/>
+          <w:sz w:val="28"/>
+        </w:rPr>
         <w:t>5.2. Реализация подсистемы фотолетописи и автономного HTML-отчёта</w:t>
       </w:r>
     </w:p>
     <w:p>
-      <w:pPr/>
-      <w:r>
+      <w:pPr>
+        <w:spacing w:line="360" w:lineRule="auto"/>
+        <w:ind w:firstLine="425"/>
+        <w:jc w:val="both"/>
+      </w:pPr>
+      <w:r>
+        <w:rPr>
+          <w:rFonts w:ascii="Times New Roman" w:hAnsi="Times New Roman" w:eastAsia="Times New Roman"/>
+          <w:sz w:val="28"/>
+        </w:rPr>
         <w:t>Существенным ограничением первоначальной версии системы являлась слабая прослеживаемость хода прогона: при падении теста имелось только текстовое сообщение об ошибке без какого-либо визуального контекста. Для устранения этого недостатка была спроектирована и реализована подсистема фотолетописи — пошагового документирования прогона каждого теста скриншотами.</w:t>
       </w:r>
     </w:p>
     <w:p>
-      <w:pPr/>
-      <w:r>
+      <w:pPr>
+        <w:spacing w:line="360" w:lineRule="auto"/>
+        <w:ind w:firstLine="425"/>
+        <w:jc w:val="both"/>
+      </w:pPr>
+      <w:r>
+        <w:rPr>
+          <w:rFonts w:ascii="Times New Roman" w:hAnsi="Times New Roman" w:eastAsia="Times New Roman"/>
+          <w:sz w:val="28"/>
+        </w:rPr>
         <w:t>В абстрактный базовый класс BaseTest добавлены поля currentTestName и stepCounter, метод shot(String step), вызываемый из тестов в ключевых точках (например, перед открытием диалога, после заполнения формы, перед нажатием кнопки сохранения, после получения результата). Каждый снимок сохраняется в файле формата &lt;Сущность&gt;_&lt;имя_метода&gt;_NN_&lt;шаг&gt;_&lt;статус&gt;.png в каталоге target/screenshots. Это превращает листинг каталога в покадровую запись прогона: пользователь может пролистать его как комикс и увидеть всё, что происходило в каждом тесте.</w:t>
       </w:r>
     </w:p>
     <w:p>
-      <w:pPr/>
-      <w:r>
+      <w:pPr>
+        <w:spacing w:line="360" w:lineRule="auto"/>
+        <w:ind w:firstLine="425"/>
+        <w:jc w:val="both"/>
+      </w:pPr>
+      <w:r>
+        <w:rPr>
+          <w:rFonts w:ascii="Times New Roman" w:hAnsi="Times New Roman" w:eastAsia="Times New Roman"/>
+          <w:sz w:val="28"/>
+        </w:rPr>
         <w:t>Для практического использования полученных скриншотов реализован новый компонент RunReportWriter, формирующий по итогам прогона автономный HTML-отчёт target/run-report.html и его сопровождающую CSV-таблицу target/run-report.csv. HTML-отчёт открывается локально в браузере и содержит: сводную таблицу (всего тестов, успешно, провалено, пропущено, общая длительность); раскрывающиеся блоки по каждому тестовому классу со статусом и длительностью; для каждого тестового метода — статусную точку, длительность, фотоленту скриншотов (с открытием полноразмерного снимка по клику), таблицу параметров поиска, таблицу таймингов шагов, сообщение об ошибке (при наличии), сворачиваемый блок полного stdout теста.</w:t>
       </w:r>
     </w:p>
     <w:p>
-      <w:pPr/>
-      <w:r>
+      <w:pPr>
+        <w:spacing w:line="360" w:lineRule="auto"/>
+        <w:ind w:firstLine="425"/>
+        <w:jc w:val="both"/>
+      </w:pPr>
+      <w:r>
+        <w:rPr>
+          <w:rFonts w:ascii="Times New Roman" w:hAnsi="Times New Roman" w:eastAsia="Times New Roman"/>
+          <w:sz w:val="28"/>
+        </w:rPr>
         <w:t>Для извлечения параметров поиска и таймингов шагов из stdout теста реализованы парсеры в TestRunner: метод extractSearchParams распознаёт блоки вида «=== Search params for 'X' ===» с парами «параметр = значение»; метод extractStepTimings распознаёт строки вида «[step] name: NNNms», порождаемые методом step(name, body) в BaseTest. Привязка скриншотов к тестам осуществляется методом linkScreenshots по конвенции имени файла.</w:t>
       </w:r>
     </w:p>
     <w:p>
-      <w:pPr/>
-      <w:r>
+      <w:pPr>
+        <w:spacing w:line="360" w:lineRule="auto"/>
+        <w:ind w:firstLine="425"/>
+        <w:jc w:val="both"/>
+      </w:pPr>
+      <w:r>
+        <w:rPr>
+          <w:rFonts w:ascii="Times New Roman" w:hAnsi="Times New Roman" w:eastAsia="Times New Roman"/>
+          <w:sz w:val="28"/>
+        </w:rPr>
         <w:t>Дополнительно реализована метрика времени отдельных операций теста через обёртку step(name, body). Каждый существенный шаг (открытие диалога, заполнение формы, нажатие кнопки, выполнение поиска) обёрнут вызовом step, что приводит к автоматическому появлению в stdout строк вида «[step] open add dialog: 1240ms». В HTML-отчёте эти данные отображаются в виде таблицы, фактически представляющей мини-диаграмму Ганта каждого теста и позволяющей увидеть, на каком этапе тест проводит больше всего времени.</w:t>
       </w:r>
     </w:p>
     <w:p>
-      <w:pPr/>
-      <w:r>
+      <w:pPr>
+        <w:spacing w:line="360" w:lineRule="auto"/>
+        <w:ind w:firstLine="425"/>
+        <w:jc w:val="both"/>
+      </w:pPr>
+      <w:r>
+        <w:rPr>
+          <w:rFonts w:ascii="Times New Roman" w:hAnsi="Times New Roman" w:eastAsia="Times New Roman"/>
+          <w:sz w:val="28"/>
+        </w:rPr>
         <w:t>5.3. Реализация механизмов устойчивого взаимодействия с ExtJS UI</w:t>
       </w:r>
     </w:p>
     <w:p>
-      <w:pPr/>
-      <w:r>
+      <w:pPr>
+        <w:spacing w:line="360" w:lineRule="auto"/>
+        <w:ind w:firstLine="425"/>
+        <w:jc w:val="both"/>
+      </w:pPr>
+      <w:r>
+        <w:rPr>
+          <w:rFonts w:ascii="Times New Roman" w:hAnsi="Times New Roman" w:eastAsia="Times New Roman"/>
+          <w:sz w:val="28"/>
+        </w:rPr>
         <w:t>Третий крупный блок работ был посвящён решению специфических проблем взаимодействия с ExtJS-разметкой клиентской части E3Core, выявленных при опытных прогонах. Каскадные меню ExtJS, через которые осуществляется навигация, требуют последовательного hover-наведения; всплывающие подменю перерисовываются ExtJS, что приводит к недействительности сохранённых ссылок WebElement и к ошибкам StaleElementReferenceException. Кроме того, форма поиска и форма добавления записи в E3Core реализованы в виде PropertyGrid — двухколоночной таблицы «Наименование/Значение», правые ячейки которой не являются обычными input-элементами и активируются только по клику.</w:t>
       </w:r>
     </w:p>
     <w:p>
-      <w:pPr/>
-      <w:r>
+      <w:pPr>
+        <w:spacing w:line="360" w:lineRule="auto"/>
+        <w:ind w:firstLine="425"/>
+        <w:jc w:val="both"/>
+      </w:pPr>
+      <w:r>
+        <w:rPr>
+          <w:rFonts w:ascii="Times New Roman" w:hAnsi="Times New Roman" w:eastAsia="Times New Roman"/>
+          <w:sz w:val="28"/>
+        </w:rPr>
         <w:t>Реализован метод descendMenu — рекурсивный спуск по каскадным подменю с ограничением глубины и набором уже посещённых пунктов. Повторный поиск всплывающего подменю выполняется после каждого hover-наведения, что обеспечивает устойчивость к перерисовке ExtJS. Для сопоставления имён пунктов меню с именами сущностей XML-модели реализован метод entityStemPredicate, формирующий XPath-предикат по корням слов (отбрасывая последние два символа каждого слова длиной более трёх символов): такая стемминг-логика корректно сопоставляет XML-сущность «Должностное лицо» с пунктом меню «Должностные лица» (учёт русских склонений).</w:t>
       </w:r>
     </w:p>
     <w:p>
-      <w:pPr/>
-      <w:r>
+      <w:pPr>
+        <w:spacing w:line="360" w:lineRule="auto"/>
+        <w:ind w:firstLine="425"/>
+        <w:jc w:val="both"/>
+      </w:pPr>
+      <w:r>
+        <w:rPr>
+          <w:rFonts w:ascii="Times New Roman" w:hAnsi="Times New Roman" w:eastAsia="Times New Roman"/>
+          <w:sz w:val="28"/>
+        </w:rPr>
         <w:t>Для устранения проблемы непредсказуемого поведения click() в ExtJS реализован каскад из четырёх стратегий клика (метод tryClickAllWays): стандартный WebElement.click(); цепочка через Actions.click(); эмуляция парной последовательности mousedown + mouseup через JavaScript; прямой JavascriptExecutor.click(). Каждая стратегия применяется последовательно до первой успешной — это устраняет около 80% характерных случаев «клик уходит в пустоту», свойственных ExtJS.</w:t>
       </w:r>
     </w:p>
     <w:p>
-      <w:pPr/>
-      <w:r>
+      <w:pPr>
+        <w:spacing w:line="360" w:lineRule="auto"/>
+        <w:ind w:firstLine="425"/>
+        <w:jc w:val="both"/>
+      </w:pPr>
+      <w:r>
+        <w:rPr>
+          <w:rFonts w:ascii="Times New Roman" w:hAnsi="Times New Roman" w:eastAsia="Times New Roman"/>
+          <w:sz w:val="28"/>
+        </w:rPr>
         <w:t>Для специализированного взаимодействия с PropertyGrid реализован метод fillPropertyGridCell(rowLabel, value). Алгоритм работы: поиск строки PropertyGrid, левая ячейка которой содержит указанную метку (с обрезанием маркера обязательного поля «*»); двойной клик по правой ячейке (ExtJS PropertyGrid иногда требует два клика — первый выделяет строку, второй активирует встроенный редактор); ввод значения в появившийся inline-редактор; отправка клавиши Tab для подтверждения ввода.</w:t>
       </w:r>
     </w:p>
     <w:p>
-      <w:pPr/>
-      <w:r>
+      <w:pPr>
+        <w:spacing w:line="360" w:lineRule="auto"/>
+        <w:ind w:firstLine="425"/>
+        <w:jc w:val="both"/>
+      </w:pPr>
+      <w:r>
+        <w:rPr>
+          <w:rFonts w:ascii="Times New Roman" w:hAnsi="Times New Roman" w:eastAsia="Times New Roman"/>
+          <w:sz w:val="28"/>
+        </w:rPr>
         <w:t>Параллельно реализованы методы устойчивых ожиданий: waitForDialog, waitForDialogClose, waitForGridSettle, waitUntil(condition, seconds, description). Замена безусловных пауз Thread.sleep на условные ожидания позволила сократить время прогона на 30–40% на быстром стенде, не теряя надёжности на медленном.</w:t>
       </w:r>
     </w:p>
     <w:p>
-      <w:pPr/>
-      <w:r>
+      <w:pPr>
+        <w:spacing w:line="360" w:lineRule="auto"/>
+        <w:ind w:firstLine="425"/>
+        <w:jc w:val="both"/>
+      </w:pPr>
+      <w:r>
+        <w:rPr>
+          <w:rFonts w:ascii="Times New Roman" w:hAnsi="Times New Roman" w:eastAsia="Times New Roman"/>
+          <w:sz w:val="28"/>
+        </w:rPr>
         <w:t>5.4. Сводные результаты реализованных усовершенствований</w:t>
       </w:r>
     </w:p>
     <w:p>
-      <w:pPr/>
-      <w:r>
+      <w:pPr>
+        <w:spacing w:line="360" w:lineRule="auto"/>
+        <w:ind w:firstLine="425"/>
+        <w:jc w:val="both"/>
+      </w:pPr>
+      <w:r>
+        <w:rPr>
+          <w:rFonts w:ascii="Times New Roman" w:hAnsi="Times New Roman" w:eastAsia="Times New Roman"/>
+          <w:sz w:val="28"/>
+        </w:rPr>
         <w:t>По итогам семи итераций совершенствования системы AutoTestGenerator (v3.0 – v6.9) получены следующие количественные результаты: количество генерируемых тестовых классов на типовой подсистеме сокращено с 19 до 8 (минус 58% за счёт фильтрации CHILD и REFERENCE_DICTIONARY); число содержательных утверждений в каждом тестовом классе увеличено с 8 до 13–15; число скриншотов на тестовый метод увеличено с 0–1 до 5–8; число успешных тестов в типовом прогоне выросло с 0 (исходно тестирование на стенде вовсе не запускалось) до 22 из 74 (около 30%) при общей длительности прогона около 4 минут; общее число добавленных строк программного кода — 1200+ в семи файлах исходного кода. По итогам последней итерации создаётся автономный HTML-отчёт со встроенной фотолетописью, что обеспечивает заказчику самостоятельный артефакт с полной информацией о прогоне.</w:t>
       </w:r>
     </w:p>
@@ -19204,8 +19304,9 @@
       </w:pPr>
       <w:r>
         <w:rPr>
-          <w:rFonts w:cs="Times New Roman"/>
+          <w:rFonts w:cs="Times New Roman" w:ascii="Times New Roman" w:hAnsi="Times New Roman" w:eastAsia="Times New Roman"/>
           <w:color w:val="FF0000"/>
+          <w:sz w:val="28"/>
         </w:rPr>
         <w:lastRenderedPageBreak/>
         <w:t>Заключение</w:t>
@@ -19213,32 +19314,72 @@
       <w:bookmarkEnd w:id="5"/>
     </w:p>
     <w:p>
-      <w:pPr/>
-      <w:r>
+      <w:pPr>
+        <w:spacing w:line="360" w:lineRule="auto"/>
+        <w:ind w:firstLine="425"/>
+        <w:jc w:val="both"/>
+      </w:pPr>
+      <w:r>
+        <w:rPr>
+          <w:rFonts w:ascii="Times New Roman" w:hAnsi="Times New Roman" w:eastAsia="Times New Roman"/>
+          <w:sz w:val="28"/>
+        </w:rPr>
         <w:t>В ходе преддипломной практики, проходившей на базе муниципального автономного учреждения «Центр муниципальных информационных ресурсов и технологий» (МАУ «ЦМИРиТ») с 27 апреля по 23 мая 2026 года, поставленные цели полностью достигнуты.</w:t>
       </w:r>
     </w:p>
     <w:p>
-      <w:pPr/>
-      <w:r>
+      <w:pPr>
+        <w:spacing w:line="360" w:lineRule="auto"/>
+        <w:ind w:firstLine="425"/>
+        <w:jc w:val="both"/>
+      </w:pPr>
+      <w:r>
+        <w:rPr>
+          <w:rFonts w:ascii="Times New Roman" w:hAnsi="Times New Roman" w:eastAsia="Times New Roman"/>
+          <w:sz w:val="28"/>
+        </w:rPr>
         <w:t>Решены следующие задачи. Первое — изучены направления деятельности предприятия как базы практики, организация работы отдела разработки программного обеспечения, применяемые на предприятии технологические стеки и собственная программная платформа E3Core, на которой построены эксплуатируемые в учреждении автоматизированные информационные системы. Второе — систематизирована и обобщена научная и производственно-технологическая информация в области автоматизированного UI-тестирования веб-приложений: проанализированы существующие аналоги (Selenium WebDriver, Selenide, Katalon Studio, Playwright), изучены концепции модельно-ориентированной разработки тестов (MBT), архитектурные шаблоны организации UI-тестов (Page Object Model), стандарты оформления программной документации (ГОСТ серии 19). Третье — разработано техническое задание на совершенствование системы, оформленное по требованиям ГОСТ 19.201-78. Четвёртое — реализован полный цикл из семи итерационных доработок (версии v3.0 – v6.9) системы AutoTestGenerator: классификатор сущностей XML-модели, механизмы устойчивой навигации по ExtJS-меню, специализированное взаимодействие с PropertyGrid, подсистема фотолетописи прогона, автономный HTML-отчёт со встроенной привязкой скриншотов, параметров поиска и таймингов шагов к тест-кейсам.</w:t>
       </w:r>
     </w:p>
     <w:p>
-      <w:pPr/>
-      <w:r>
+      <w:pPr>
+        <w:spacing w:line="360" w:lineRule="auto"/>
+        <w:ind w:firstLine="425"/>
+        <w:jc w:val="both"/>
+      </w:pPr>
+      <w:r>
+        <w:rPr>
+          <w:rFonts w:ascii="Times New Roman" w:hAnsi="Times New Roman" w:eastAsia="Times New Roman"/>
+          <w:sz w:val="28"/>
+        </w:rPr>
         <w:t>В практическом аспекте достигнуты следующие результаты: число генерируемых тестовых классов на типовой подсистеме сокращено с 19 до 8 (за счёт фильтрации заведомо нерабочих сущностей через классификатор); число содержательных утверждений в тестах увеличено с 8 до 13–15 на класс; реализовано детальное документирование прогонов скриншотами (5–8 на каждый тестовый метод) и сохранение их в автономном HTML-отчёте; общая длительность прогона на типовой подсистеме сокращена с 6 минут до 4 минут за счёт замены безусловных пауз условными ожиданиями. Общий объём реализованных изменений — более 1200 строк программного кода в семи Java-файлах.</w:t>
       </w:r>
     </w:p>
     <w:p>
-      <w:pPr/>
-      <w:r>
+      <w:pPr>
+        <w:spacing w:line="360" w:lineRule="auto"/>
+        <w:ind w:firstLine="425"/>
+        <w:jc w:val="both"/>
+      </w:pPr>
+      <w:r>
+        <w:rPr>
+          <w:rFonts w:ascii="Times New Roman" w:hAnsi="Times New Roman" w:eastAsia="Times New Roman"/>
+          <w:sz w:val="28"/>
+        </w:rPr>
         <w:t>В процессе практики приобретён опыт самостоятельного анализа проблем эксплуатации информационной системы, формулирования гипотез о причинах сбоев и их экспериментальной проверки на действующем стенде заказчика, проектирования и реализации классов и подсистем в архитектуре действующего проекта на языке Java, работы с программой контроля версий Git в режиме параллельных веток разработки и регулярного коммита, оформления программной документации в соответствии со стандартами ГОСТ серии 19, подготовки отчётной документации.</w:t>
       </w:r>
     </w:p>
     <w:p>
-      <w:pPr/>
-      <w:r>
+      <w:pPr>
+        <w:spacing w:line="360" w:lineRule="auto"/>
+        <w:ind w:firstLine="425"/>
+        <w:jc w:val="both"/>
+      </w:pPr>
+      <w:r>
+        <w:rPr>
+          <w:rFonts w:ascii="Times New Roman" w:hAnsi="Times New Roman" w:eastAsia="Times New Roman"/>
+          <w:sz w:val="28"/>
+        </w:rPr>
         <w:t>Полученный в ходе практики опыт и реализованные усовершенствования послужили основой для выпускной квалификационной работы. Дальнейшие направления развития системы AutoTestGenerator включают: реализацию специализированных тестов для проверки взаимных ссылок сущностей (FK-пикеров справочников); генерацию параметризованных тестов проверки граничных значений атрибутов на основе их типов и масок XML; интеграцию с системами непрерывной интеграции (CI/CD); реализацию параллельного запуска тестовых классов за счёт изоляции экземпляров браузера на уровне Maven Surefire.</w:t>
       </w:r>
     </w:p>
@@ -19255,8 +19396,9 @@
       <w:bookmarkStart w:id="60" w:name="_Toc230042559"/>
       <w:r>
         <w:rPr>
-          <w:rFonts w:cs="Times New Roman"/>
+          <w:rFonts w:cs="Times New Roman" w:ascii="Times New Roman" w:hAnsi="Times New Roman" w:eastAsia="Times New Roman"/>
           <w:color w:val="FF0000"/>
+          <w:sz w:val="28"/>
         </w:rPr>
         <w:lastRenderedPageBreak/>
         <w:t>Список литературы</w:t>
@@ -19264,152 +19406,352 @@
       <w:bookmarkEnd w:id="60"/>
     </w:p>
     <w:p>
-      <w:pPr/>
-      <w:r>
+      <w:pPr>
+        <w:spacing w:line="360" w:lineRule="auto"/>
+        <w:ind w:firstLine="425"/>
+        <w:jc w:val="both"/>
+      </w:pPr>
+      <w:r>
+        <w:rPr>
+          <w:rFonts w:ascii="Times New Roman" w:hAnsi="Times New Roman" w:eastAsia="Times New Roman"/>
+          <w:sz w:val="28"/>
+        </w:rPr>
         <w:t>1. Бабич, А. В. UML: первое знакомство. — М.: Национальный Открытый Университет «ИНТУИТ», 2016.</w:t>
       </w:r>
     </w:p>
     <w:p>
-      <w:pPr/>
-      <w:r>
+      <w:pPr>
+        <w:spacing w:line="360" w:lineRule="auto"/>
+        <w:ind w:firstLine="425"/>
+        <w:jc w:val="both"/>
+      </w:pPr>
+      <w:r>
+        <w:rPr>
+          <w:rFonts w:ascii="Times New Roman" w:hAnsi="Times New Roman" w:eastAsia="Times New Roman"/>
+          <w:sz w:val="28"/>
+        </w:rPr>
         <w:t>2. Буч, Г., Рамбо, Д., Якобсон, И. Язык UML. Руководство пользователя. 2-е изд.: Пер. с англ. — М.: ДМК Пресс, 2006. — 496 с.</w:t>
       </w:r>
     </w:p>
     <w:p>
-      <w:pPr/>
-      <w:r>
+      <w:pPr>
+        <w:spacing w:line="360" w:lineRule="auto"/>
+        <w:ind w:firstLine="425"/>
+        <w:jc w:val="both"/>
+      </w:pPr>
+      <w:r>
+        <w:rPr>
+          <w:rFonts w:ascii="Times New Roman" w:hAnsi="Times New Roman" w:eastAsia="Times New Roman"/>
+          <w:sz w:val="28"/>
+        </w:rPr>
         <w:t>3. Гурьянов, В. И. Имитационное моделирование на UML SP: монография. — Чебоксары: Филиал СПбГЭУ в г. Чебоксары, 2014. — 135 с.</w:t>
       </w:r>
     </w:p>
     <w:p>
-      <w:pPr/>
-      <w:r>
+      <w:pPr>
+        <w:spacing w:line="360" w:lineRule="auto"/>
+        <w:ind w:firstLine="425"/>
+        <w:jc w:val="both"/>
+      </w:pPr>
+      <w:r>
+        <w:rPr>
+          <w:rFonts w:ascii="Times New Roman" w:hAnsi="Times New Roman" w:eastAsia="Times New Roman"/>
+          <w:sz w:val="28"/>
+        </w:rPr>
         <w:t>4. Ершов, Е. В., Виноградова, Л. Н., Селивановских, В. В. Методика и организация самостоятельной работы: учебное пособие. — Череповец: ЧГУ, 2015. — 120 с.</w:t>
       </w:r>
     </w:p>
     <w:p>
-      <w:pPr/>
-      <w:r>
+      <w:pPr>
+        <w:spacing w:line="360" w:lineRule="auto"/>
+        <w:ind w:firstLine="425"/>
+        <w:jc w:val="both"/>
+      </w:pPr>
+      <w:r>
+        <w:rPr>
+          <w:rFonts w:ascii="Times New Roman" w:hAnsi="Times New Roman" w:eastAsia="Times New Roman"/>
+          <w:sz w:val="28"/>
+        </w:rPr>
         <w:t>5. Ершов, Е. В., Виноградова, Л. Н., Веселов, Ю. В. Программа итоговой (государственной итоговой) аттестации. — Череповец: Череповецкий государственный университет, 2015. — 27 с.</w:t>
       </w:r>
     </w:p>
     <w:p>
-      <w:pPr/>
-      <w:r>
+      <w:pPr>
+        <w:spacing w:line="360" w:lineRule="auto"/>
+        <w:ind w:firstLine="425"/>
+        <w:jc w:val="both"/>
+      </w:pPr>
+      <w:r>
+        <w:rPr>
+          <w:rFonts w:ascii="Times New Roman" w:hAnsi="Times New Roman" w:eastAsia="Times New Roman"/>
+          <w:sz w:val="28"/>
+        </w:rPr>
         <w:t>6. Иванова, Г. С. Технология программирования: учебник. — М.: Изд-во МГТУ им. Н. Э. Баумана, 2016. — 240 с.</w:t>
       </w:r>
     </w:p>
     <w:p>
-      <w:pPr/>
-      <w:r>
+      <w:pPr>
+        <w:spacing w:line="360" w:lineRule="auto"/>
+        <w:ind w:firstLine="425"/>
+        <w:jc w:val="both"/>
+      </w:pPr>
+      <w:r>
+        <w:rPr>
+          <w:rFonts w:ascii="Times New Roman" w:hAnsi="Times New Roman" w:eastAsia="Times New Roman"/>
+          <w:sz w:val="28"/>
+        </w:rPr>
         <w:t>7. Леоненков, А. В. Самоучитель UML 2. — СПб.: БХВ-Петербург, 2007. — 576 с.</w:t>
       </w:r>
     </w:p>
     <w:p>
-      <w:pPr/>
-      <w:r>
+      <w:pPr>
+        <w:spacing w:line="360" w:lineRule="auto"/>
+        <w:ind w:firstLine="425"/>
+        <w:jc w:val="both"/>
+      </w:pPr>
+      <w:r>
+        <w:rPr>
+          <w:rFonts w:ascii="Times New Roman" w:hAnsi="Times New Roman" w:eastAsia="Times New Roman"/>
+          <w:sz w:val="28"/>
+        </w:rPr>
         <w:t>8. Фаулер, М. UML 2.0. Основы / М. Фаулер; [пер. с англ.]. — 3-е изд. — СПб.: Символ-Плюс, 2011. — 192 с.</w:t>
       </w:r>
     </w:p>
     <w:p>
-      <w:pPr/>
-      <w:r>
+      <w:pPr>
+        <w:spacing w:line="360" w:lineRule="auto"/>
+        <w:ind w:firstLine="425"/>
+        <w:jc w:val="both"/>
+      </w:pPr>
+      <w:r>
+        <w:rPr>
+          <w:rFonts w:ascii="Times New Roman" w:hAnsi="Times New Roman" w:eastAsia="Times New Roman"/>
+          <w:sz w:val="28"/>
+        </w:rPr>
         <w:t>9. Котляров, В. П., Коликова, Т. В. Основы тестирования программного обеспечения. — М.: Интернет-Университет Информационных Технологий, 2016. — 285 с.</w:t>
       </w:r>
     </w:p>
     <w:p>
-      <w:pPr/>
-      <w:r>
+      <w:pPr>
+        <w:spacing w:line="360" w:lineRule="auto"/>
+        <w:ind w:firstLine="425"/>
+        <w:jc w:val="both"/>
+      </w:pPr>
+      <w:r>
+        <w:rPr>
+          <w:rFonts w:ascii="Times New Roman" w:hAnsi="Times New Roman" w:eastAsia="Times New Roman"/>
+          <w:sz w:val="28"/>
+        </w:rPr>
         <w:t>10. Канер, С., Фолк, Дж., Нгуен, Е. К. Тестирование программного обеспечения. Фундаментальные концепции менеджмента бизнес-приложений: Пер. с англ. — Киев: ДиаСофт, 2001. — 544 с.</w:t>
       </w:r>
     </w:p>
     <w:p>
-      <w:pPr/>
-      <w:r>
+      <w:pPr>
+        <w:spacing w:line="360" w:lineRule="auto"/>
+        <w:ind w:firstLine="425"/>
+        <w:jc w:val="both"/>
+      </w:pPr>
+      <w:r>
+        <w:rPr>
+          <w:rFonts w:ascii="Times New Roman" w:hAnsi="Times New Roman" w:eastAsia="Times New Roman"/>
+          <w:sz w:val="28"/>
+        </w:rPr>
         <w:t>11. Майерс, Г., Сандлер, К., Баджетт, Т. Искусство тестирования программ. 3-е изд.: Пер. с англ. — М.: Диалектика, 2012. — 272 с.</w:t>
       </w:r>
     </w:p>
     <w:p>
-      <w:pPr/>
-      <w:r>
+      <w:pPr>
+        <w:spacing w:line="360" w:lineRule="auto"/>
+        <w:ind w:firstLine="425"/>
+        <w:jc w:val="both"/>
+      </w:pPr>
+      <w:r>
+        <w:rPr>
+          <w:rFonts w:ascii="Times New Roman" w:hAnsi="Times New Roman" w:eastAsia="Times New Roman"/>
+          <w:sz w:val="28"/>
+        </w:rPr>
         <w:t>12. Bloch, J. Effective Java. 3rd Edition. — Boston: Addison-Wesley Professional, 2018. — 412 p.</w:t>
       </w:r>
     </w:p>
     <w:p>
-      <w:pPr/>
-      <w:r>
+      <w:pPr>
+        <w:spacing w:line="360" w:lineRule="auto"/>
+        <w:ind w:firstLine="425"/>
+        <w:jc w:val="both"/>
+      </w:pPr>
+      <w:r>
+        <w:rPr>
+          <w:rFonts w:ascii="Times New Roman" w:hAnsi="Times New Roman" w:eastAsia="Times New Roman"/>
+          <w:sz w:val="28"/>
+        </w:rPr>
         <w:t>13. Орлов, С. А. Технологии разработки программного обеспечения: учебник для вузов. — СПб.: Питер, 2015. — 608 с.</w:t>
       </w:r>
     </w:p>
     <w:p>
-      <w:pPr/>
-      <w:r>
+      <w:pPr>
+        <w:spacing w:line="360" w:lineRule="auto"/>
+        <w:ind w:firstLine="425"/>
+        <w:jc w:val="both"/>
+      </w:pPr>
+      <w:r>
+        <w:rPr>
+          <w:rFonts w:ascii="Times New Roman" w:hAnsi="Times New Roman" w:eastAsia="Times New Roman"/>
+          <w:sz w:val="28"/>
+        </w:rPr>
         <w:t>14. Apache Maven Project [Электронный ресурс]. — URL: https://maven.apache.org/ (дата обращения: 15.05.2026).</w:t>
       </w:r>
     </w:p>
     <w:p>
-      <w:pPr/>
-      <w:r>
+      <w:pPr>
+        <w:spacing w:line="360" w:lineRule="auto"/>
+        <w:ind w:firstLine="425"/>
+        <w:jc w:val="both"/>
+      </w:pPr>
+      <w:r>
+        <w:rPr>
+          <w:rFonts w:ascii="Times New Roman" w:hAnsi="Times New Roman" w:eastAsia="Times New Roman"/>
+          <w:sz w:val="28"/>
+        </w:rPr>
         <w:t>15. JavaFX Documentation [Электронный ресурс]. — URL: https://openjfx.io/ (дата обращения: 15.05.2026).</w:t>
       </w:r>
     </w:p>
     <w:p>
-      <w:pPr/>
-      <w:r>
+      <w:pPr>
+        <w:spacing w:line="360" w:lineRule="auto"/>
+        <w:ind w:firstLine="425"/>
+        <w:jc w:val="both"/>
+      </w:pPr>
+      <w:r>
+        <w:rPr>
+          <w:rFonts w:ascii="Times New Roman" w:hAnsi="Times New Roman" w:eastAsia="Times New Roman"/>
+          <w:sz w:val="28"/>
+        </w:rPr>
         <w:t>16. JUnit 5 User Guide [Электронный ресурс]. — URL: https://junit.org/junit5/docs/current/user-guide/ (дата обращения: 15.05.2026).</w:t>
       </w:r>
     </w:p>
     <w:p>
-      <w:pPr/>
-      <w:r>
+      <w:pPr>
+        <w:spacing w:line="360" w:lineRule="auto"/>
+        <w:ind w:firstLine="425"/>
+        <w:jc w:val="both"/>
+      </w:pPr>
+      <w:r>
+        <w:rPr>
+          <w:rFonts w:ascii="Times New Roman" w:hAnsi="Times New Roman" w:eastAsia="Times New Roman"/>
+          <w:sz w:val="28"/>
+        </w:rPr>
         <w:t>17. Selenium WebDriver Documentation [Электронный ресурс]. — URL: https://www.selenium.dev/documentation/ (дата обращения: 15.05.2026).</w:t>
       </w:r>
     </w:p>
     <w:p>
-      <w:pPr/>
-      <w:r>
+      <w:pPr>
+        <w:spacing w:line="360" w:lineRule="auto"/>
+        <w:ind w:firstLine="425"/>
+        <w:jc w:val="both"/>
+      </w:pPr>
+      <w:r>
+        <w:rPr>
+          <w:rFonts w:ascii="Times New Roman" w:hAnsi="Times New Roman" w:eastAsia="Times New Roman"/>
+          <w:sz w:val="28"/>
+        </w:rPr>
         <w:t>18. SQLite Documentation [Электронный ресурс]. — URL: https://www.sqlite.org/docs.html (дата обращения: 15.05.2026).</w:t>
       </w:r>
     </w:p>
     <w:p>
-      <w:pPr/>
-      <w:r>
+      <w:pPr>
+        <w:spacing w:line="360" w:lineRule="auto"/>
+        <w:ind w:firstLine="425"/>
+        <w:jc w:val="both"/>
+      </w:pPr>
+      <w:r>
+        <w:rPr>
+          <w:rFonts w:ascii="Times New Roman" w:hAnsi="Times New Roman" w:eastAsia="Times New Roman"/>
+          <w:sz w:val="28"/>
+        </w:rPr>
         <w:t>19. W3C WebDriver Specification [Электронный ресурс]. — URL: https://www.w3.org/TR/webdriver/ (дата обращения: 16.05.2026).</w:t>
       </w:r>
     </w:p>
     <w:p>
-      <w:pPr/>
-      <w:r>
+      <w:pPr>
+        <w:spacing w:line="360" w:lineRule="auto"/>
+        <w:ind w:firstLine="425"/>
+        <w:jc w:val="both"/>
+      </w:pPr>
+      <w:r>
+        <w:rPr>
+          <w:rFonts w:ascii="Times New Roman" w:hAnsi="Times New Roman" w:eastAsia="Times New Roman"/>
+          <w:sz w:val="28"/>
+        </w:rPr>
         <w:t>20. Sencha ExtJS Documentation [Электронный ресурс]. — URL: https://docs.sencha.com/extjs/ (дата обращения: 16.05.2026).</w:t>
       </w:r>
     </w:p>
     <w:p>
-      <w:pPr/>
-      <w:r>
+      <w:pPr>
+        <w:spacing w:line="360" w:lineRule="auto"/>
+        <w:ind w:firstLine="425"/>
+        <w:jc w:val="both"/>
+      </w:pPr>
+      <w:r>
+        <w:rPr>
+          <w:rFonts w:ascii="Times New Roman" w:hAnsi="Times New Roman" w:eastAsia="Times New Roman"/>
+          <w:sz w:val="28"/>
+        </w:rPr>
         <w:t>21. Selenide — concise UI tests in Java [Электронный ресурс]. — URL: https://selenide.org/documentation.html (дата обращения: 17.05.2026).</w:t>
       </w:r>
     </w:p>
     <w:p>
-      <w:pPr/>
-      <w:r>
+      <w:pPr>
+        <w:spacing w:line="360" w:lineRule="auto"/>
+        <w:ind w:firstLine="425"/>
+        <w:jc w:val="both"/>
+      </w:pPr>
+      <w:r>
+        <w:rPr>
+          <w:rFonts w:ascii="Times New Roman" w:hAnsi="Times New Roman" w:eastAsia="Times New Roman"/>
+          <w:sz w:val="28"/>
+        </w:rPr>
         <w:t>22. Playwright Documentation [Электронный ресурс]. — URL: https://playwright.dev/docs/intro (дата обращения: 17.05.2026).</w:t>
       </w:r>
     </w:p>
     <w:p>
-      <w:pPr/>
-      <w:r>
+      <w:pPr>
+        <w:spacing w:line="360" w:lineRule="auto"/>
+        <w:ind w:firstLine="425"/>
+        <w:jc w:val="both"/>
+      </w:pPr>
+      <w:r>
+        <w:rPr>
+          <w:rFonts w:ascii="Times New Roman" w:hAnsi="Times New Roman" w:eastAsia="Times New Roman"/>
+          <w:sz w:val="28"/>
+        </w:rPr>
         <w:t>23. ГОСТ 19.201-78. Единая система программной документации. Техническое задание. Требования к содержанию и оформлению.</w:t>
       </w:r>
     </w:p>
     <w:p>
-      <w:pPr/>
-      <w:r>
+      <w:pPr>
+        <w:spacing w:line="360" w:lineRule="auto"/>
+        <w:ind w:firstLine="425"/>
+        <w:jc w:val="both"/>
+      </w:pPr>
+      <w:r>
+        <w:rPr>
+          <w:rFonts w:ascii="Times New Roman" w:hAnsi="Times New Roman" w:eastAsia="Times New Roman"/>
+          <w:sz w:val="28"/>
+        </w:rPr>
         <w:t>24. ГОСТ 19.301-79. Единая система программной документации. Программа и методика испытаний. Требования к содержанию и оформлению.</w:t>
       </w:r>
     </w:p>
     <w:p>
-      <w:pPr/>
-      <w:r>
+      <w:pPr>
+        <w:spacing w:line="360" w:lineRule="auto"/>
+        <w:ind w:firstLine="425"/>
+        <w:jc w:val="both"/>
+      </w:pPr>
+      <w:r>
+        <w:rPr>
+          <w:rFonts w:ascii="Times New Roman" w:hAnsi="Times New Roman" w:eastAsia="Times New Roman"/>
+          <w:sz w:val="28"/>
+        </w:rPr>
         <w:t>25. ГОСТ 19.505-79. Единая система программной документации. Руководство оператора. Требования к содержанию и оформлению.</w:t>
       </w:r>
     </w:p>
